--- a/klagomål/A 4470-2026 FSC-klagomål.docx
+++ b/klagomål/A 4470-2026 FSC-klagomål.docx
@@ -806,7 +806,7 @@
     <w:r>
       <w:tab/>
       <w:tab/>
-      <w:t>2026-01-24</w:t>
+      <w:t>2026-01-25</w:t>
       <w:br/>
       <w:br/>
     </w:r>

--- a/klagomål/A 4470-2026 FSC-klagomål.docx
+++ b/klagomål/A 4470-2026 FSC-klagomål.docx
@@ -806,7 +806,7 @@
     <w:r>
       <w:tab/>
       <w:tab/>
-      <w:t>2026-01-25</w:t>
+      <w:t>2026-01-26</w:t>
       <w:br/>
       <w:br/>
     </w:r>

--- a/klagomål/A 4470-2026 FSC-klagomål.docx
+++ b/klagomål/A 4470-2026 FSC-klagomål.docx
@@ -806,7 +806,7 @@
     <w:r>
       <w:tab/>
       <w:tab/>
-      <w:t>2026-01-26</w:t>
+      <w:t>2026-01-27</w:t>
       <w:br/>
       <w:br/>
     </w:r>

--- a/klagomål/A 4470-2026 FSC-klagomål.docx
+++ b/klagomål/A 4470-2026 FSC-klagomål.docx
@@ -806,7 +806,7 @@
     <w:r>
       <w:tab/>
       <w:tab/>
-      <w:t>2026-01-27</w:t>
+      <w:t>2026-01-28</w:t>
       <w:br/>
       <w:br/>
     </w:r>

--- a/klagomål/A 4470-2026 FSC-klagomål.docx
+++ b/klagomål/A 4470-2026 FSC-klagomål.docx
@@ -842,7 +842,7 @@
     <w:r>
       <w:tab/>
       <w:tab/>
-      <w:t>2026-02-22</w:t>
+      <w:t>2026-02-23</w:t>
       <w:br/>
       <w:br/>
     </w:r>

--- a/klagomål/A 4470-2026 FSC-klagomål.docx
+++ b/klagomål/A 4470-2026 FSC-klagomål.docx
@@ -842,7 +842,7 @@
     <w:r>
       <w:tab/>
       <w:tab/>
-      <w:t>2026-02-23</w:t>
+      <w:t>2026-02-24</w:t>
       <w:br/>
       <w:br/>
     </w:r>

--- a/klagomål/A 4470-2026 FSC-klagomål.docx
+++ b/klagomål/A 4470-2026 FSC-klagomål.docx
@@ -842,7 +842,7 @@
     <w:r>
       <w:tab/>
       <w:tab/>
-      <w:t>2026-02-24</w:t>
+      <w:t>2026-02-25</w:t>
       <w:br/>
       <w:br/>
     </w:r>

--- a/klagomål/A 4470-2026 FSC-klagomål.docx
+++ b/klagomål/A 4470-2026 FSC-klagomål.docx
@@ -842,7 +842,7 @@
     <w:r>
       <w:tab/>
       <w:tab/>
-      <w:t>2026-02-25</w:t>
+      <w:t>2026-02-26</w:t>
       <w:br/>
       <w:br/>
     </w:r>

--- a/klagomål/A 4470-2026 FSC-klagomål.docx
+++ b/klagomål/A 4470-2026 FSC-klagomål.docx
@@ -842,7 +842,7 @@
     <w:r>
       <w:tab/>
       <w:tab/>
-      <w:t>2026-02-26</w:t>
+      <w:t>2026-02-28</w:t>
       <w:br/>
       <w:br/>
     </w:r>

--- a/klagomål/A 4470-2026 FSC-klagomål.docx
+++ b/klagomål/A 4470-2026 FSC-klagomål.docx
@@ -842,7 +842,7 @@
     <w:r>
       <w:tab/>
       <w:tab/>
-      <w:t>2026-02-28</w:t>
+      <w:t>2026-03-01</w:t>
       <w:br/>
       <w:br/>
     </w:r>

--- a/klagomål/A 4470-2026 FSC-klagomål.docx
+++ b/klagomål/A 4470-2026 FSC-klagomål.docx
@@ -842,7 +842,7 @@
     <w:r>
       <w:tab/>
       <w:tab/>
-      <w:t>2026-03-01</w:t>
+      <w:t>2026-03-02</w:t>
       <w:br/>
       <w:br/>
     </w:r>

--- a/klagomål/A 4470-2026 FSC-klagomål.docx
+++ b/klagomål/A 4470-2026 FSC-klagomål.docx
@@ -842,7 +842,7 @@
     <w:r>
       <w:tab/>
       <w:tab/>
-      <w:t>2026-03-02</w:t>
+      <w:t>2026-03-03</w:t>
       <w:br/>
       <w:br/>
     </w:r>

--- a/klagomål/A 4470-2026 FSC-klagomål.docx
+++ b/klagomål/A 4470-2026 FSC-klagomål.docx
@@ -842,7 +842,7 @@
     <w:r>
       <w:tab/>
       <w:tab/>
-      <w:t>2026-03-03</w:t>
+      <w:t>2026-03-04</w:t>
       <w:br/>
       <w:br/>
     </w:r>

--- a/klagomål/A 4470-2026 FSC-klagomål.docx
+++ b/klagomål/A 4470-2026 FSC-klagomål.docx
@@ -842,7 +842,7 @@
     <w:r>
       <w:tab/>
       <w:tab/>
-      <w:t>2026-03-04</w:t>
+      <w:t>2026-03-05</w:t>
       <w:br/>
       <w:br/>
     </w:r>

--- a/klagomål/A 4470-2026 FSC-klagomål.docx
+++ b/klagomål/A 4470-2026 FSC-klagomål.docx
@@ -842,7 +842,7 @@
     <w:r>
       <w:tab/>
       <w:tab/>
-      <w:t>2026-03-05</w:t>
+      <w:t>2026-03-06</w:t>
       <w:br/>
       <w:br/>
     </w:r>

--- a/klagomål/A 4470-2026 FSC-klagomål.docx
+++ b/klagomål/A 4470-2026 FSC-klagomål.docx
@@ -842,7 +842,7 @@
     <w:r>
       <w:tab/>
       <w:tab/>
-      <w:t>2026-03-06</w:t>
+      <w:t>2026-03-07</w:t>
       <w:br/>
       <w:br/>
     </w:r>

--- a/klagomål/A 4470-2026 FSC-klagomål.docx
+++ b/klagomål/A 4470-2026 FSC-klagomål.docx
@@ -842,7 +842,7 @@
     <w:r>
       <w:tab/>
       <w:tab/>
-      <w:t>2026-03-07</w:t>
+      <w:t>2026-03-08</w:t>
       <w:br/>
       <w:br/>
     </w:r>

--- a/klagomål/A 4470-2026 FSC-klagomål.docx
+++ b/klagomål/A 4470-2026 FSC-klagomål.docx
@@ -842,7 +842,7 @@
     <w:r>
       <w:tab/>
       <w:tab/>
-      <w:t>2026-03-08</w:t>
+      <w:t>2026-03-09</w:t>
       <w:br/>
       <w:br/>
     </w:r>

--- a/klagomål/A 4470-2026 FSC-klagomål.docx
+++ b/klagomål/A 4470-2026 FSC-klagomål.docx
@@ -842,7 +842,7 @@
     <w:r>
       <w:tab/>
       <w:tab/>
-      <w:t>2026-03-09</w:t>
+      <w:t>2026-03-10</w:t>
       <w:br/>
       <w:br/>
     </w:r>

--- a/klagomål/A 4470-2026 FSC-klagomål.docx
+++ b/klagomål/A 4470-2026 FSC-klagomål.docx
@@ -842,7 +842,7 @@
     <w:r>
       <w:tab/>
       <w:tab/>
-      <w:t>2026-03-10</w:t>
+      <w:t>2026-03-11</w:t>
       <w:br/>
       <w:br/>
     </w:r>

--- a/klagomål/A 4470-2026 FSC-klagomål.docx
+++ b/klagomål/A 4470-2026 FSC-klagomål.docx
@@ -842,7 +842,7 @@
     <w:r>
       <w:tab/>
       <w:tab/>
-      <w:t>2026-03-11</w:t>
+      <w:t>2026-03-12</w:t>
       <w:br/>
       <w:br/>
     </w:r>

--- a/klagomål/A 4470-2026 FSC-klagomål.docx
+++ b/klagomål/A 4470-2026 FSC-klagomål.docx
@@ -842,7 +842,7 @@
     <w:r>
       <w:tab/>
       <w:tab/>
-      <w:t>2026-03-12</w:t>
+      <w:t>2026-03-13</w:t>
       <w:br/>
       <w:br/>
     </w:r>

--- a/klagomål/A 4470-2026 FSC-klagomål.docx
+++ b/klagomål/A 4470-2026 FSC-klagomål.docx
@@ -819,7 +819,7 @@
     <w:r>
       <w:tab/>
       <w:tab/>
-      <w:t>2026-04-14</w:t>
+      <w:t>2026-04-15</w:t>
       <w:br/>
       <w:br/>
     </w:r>

--- a/klagomål/A 4470-2026 FSC-klagomål.docx
+++ b/klagomål/A 4470-2026 FSC-klagomål.docx
@@ -819,7 +819,7 @@
     <w:r>
       <w:tab/>
       <w:tab/>
-      <w:t>2026-04-15</w:t>
+      <w:t>2026-04-16</w:t>
       <w:br/>
       <w:br/>
     </w:r>

--- a/klagomål/A 4470-2026 FSC-klagomål.docx
+++ b/klagomål/A 4470-2026 FSC-klagomål.docx
@@ -819,7 +819,7 @@
     <w:r>
       <w:tab/>
       <w:tab/>
-      <w:t>2026-04-16</w:t>
+      <w:t>2026-04-17</w:t>
       <w:br/>
       <w:br/>
     </w:r>

--- a/klagomål/A 4470-2026 FSC-klagomål.docx
+++ b/klagomål/A 4470-2026 FSC-klagomål.docx
@@ -819,7 +819,7 @@
     <w:r>
       <w:tab/>
       <w:tab/>
-      <w:t>2026-04-17</w:t>
+      <w:t>2026-04-18</w:t>
       <w:br/>
       <w:br/>
     </w:r>

--- a/klagomål/A 4470-2026 FSC-klagomål.docx
+++ b/klagomål/A 4470-2026 FSC-klagomål.docx
@@ -819,7 +819,7 @@
     <w:r>
       <w:tab/>
       <w:tab/>
-      <w:t>2026-04-18</w:t>
+      <w:t>2026-04-19</w:t>
       <w:br/>
       <w:br/>
     </w:r>

--- a/klagomål/A 4470-2026 FSC-klagomål.docx
+++ b/klagomål/A 4470-2026 FSC-klagomål.docx
@@ -819,7 +819,7 @@
     <w:r>
       <w:tab/>
       <w:tab/>
-      <w:t>2026-04-19</w:t>
+      <w:t>2026-04-20</w:t>
       <w:br/>
       <w:br/>
     </w:r>

--- a/klagomål/A 4470-2026 FSC-klagomål.docx
+++ b/klagomål/A 4470-2026 FSC-klagomål.docx
@@ -819,7 +819,7 @@
     <w:r>
       <w:tab/>
       <w:tab/>
-      <w:t>2026-04-20</w:t>
+      <w:t>2026-04-21</w:t>
       <w:br/>
       <w:br/>
     </w:r>

--- a/klagomål/A 4470-2026 FSC-klagomål.docx
+++ b/klagomål/A 4470-2026 FSC-klagomål.docx
@@ -819,7 +819,7 @@
     <w:r>
       <w:tab/>
       <w:tab/>
-      <w:t>2026-04-21</w:t>
+      <w:t>2026-04-22</w:t>
       <w:br/>
       <w:br/>
     </w:r>

--- a/klagomål/A 4470-2026 FSC-klagomål.docx
+++ b/klagomål/A 4470-2026 FSC-klagomål.docx
@@ -819,7 +819,7 @@
     <w:r>
       <w:tab/>
       <w:tab/>
-      <w:t>2026-04-22</w:t>
+      <w:t>2026-04-23</w:t>
       <w:br/>
       <w:br/>
     </w:r>

--- a/klagomål/A 4470-2026 FSC-klagomål.docx
+++ b/klagomål/A 4470-2026 FSC-klagomål.docx
@@ -819,7 +819,7 @@
     <w:r>
       <w:tab/>
       <w:tab/>
-      <w:t>2026-04-23</w:t>
+      <w:t>2026-04-24</w:t>
       <w:br/>
       <w:br/>
     </w:r>

--- a/klagomål/A 4470-2026 FSC-klagomål.docx
+++ b/klagomål/A 4470-2026 FSC-klagomål.docx
@@ -819,7 +819,7 @@
     <w:r>
       <w:tab/>
       <w:tab/>
-      <w:t>2026-04-24</w:t>
+      <w:t>2026-04-25</w:t>
       <w:br/>
       <w:br/>
     </w:r>

--- a/klagomål/A 4470-2026 FSC-klagomål.docx
+++ b/klagomål/A 4470-2026 FSC-klagomål.docx
@@ -819,7 +819,7 @@
     <w:r>
       <w:tab/>
       <w:tab/>
-      <w:t>2026-04-25</w:t>
+      <w:t>2026-04-26</w:t>
       <w:br/>
       <w:br/>
     </w:r>

--- a/klagomål/A 4470-2026 FSC-klagomål.docx
+++ b/klagomål/A 4470-2026 FSC-klagomål.docx
@@ -819,7 +819,7 @@
     <w:r>
       <w:tab/>
       <w:tab/>
-      <w:t>2026-04-26</w:t>
+      <w:t>2026-04-27</w:t>
       <w:br/>
       <w:br/>
     </w:r>

--- a/klagomål/A 4470-2026 FSC-klagomål.docx
+++ b/klagomål/A 4470-2026 FSC-klagomål.docx
@@ -819,7 +819,7 @@
     <w:r>
       <w:tab/>
       <w:tab/>
-      <w:t>2026-04-27</w:t>
+      <w:t>2026-04-28</w:t>
       <w:br/>
       <w:br/>
     </w:r>

--- a/klagomål/A 4470-2026 FSC-klagomål.docx
+++ b/klagomål/A 4470-2026 FSC-klagomål.docx
@@ -819,7 +819,7 @@
     <w:r>
       <w:tab/>
       <w:tab/>
-      <w:t>2026-04-28</w:t>
+      <w:t>2026-04-29</w:t>
       <w:br/>
       <w:br/>
     </w:r>

--- a/klagomål/A 4470-2026 FSC-klagomål.docx
+++ b/klagomål/A 4470-2026 FSC-klagomål.docx
@@ -819,7 +819,7 @@
     <w:r>
       <w:tab/>
       <w:tab/>
-      <w:t>2026-04-29</w:t>
+      <w:t>2026-04-30</w:t>
       <w:br/>
       <w:br/>
     </w:r>

--- a/klagomål/A 4470-2026 FSC-klagomål.docx
+++ b/klagomål/A 4470-2026 FSC-klagomål.docx
@@ -819,7 +819,7 @@
     <w:r>
       <w:tab/>
       <w:tab/>
-      <w:t>2026-05-16</w:t>
+      <w:t>2026-05-17</w:t>
       <w:br/>
       <w:br/>
     </w:r>

--- a/klagomål/A 4470-2026 FSC-klagomål.docx
+++ b/klagomål/A 4470-2026 FSC-klagomål.docx
@@ -819,7 +819,7 @@
     <w:r>
       <w:tab/>
       <w:tab/>
-      <w:t>2026-05-17</w:t>
+      <w:t>2026-05-18</w:t>
       <w:br/>
       <w:br/>
     </w:r>

--- a/klagomål/A 4470-2026 FSC-klagomål.docx
+++ b/klagomål/A 4470-2026 FSC-klagomål.docx
@@ -819,7 +819,7 @@
     <w:r>
       <w:tab/>
       <w:tab/>
-      <w:t>2026-05-18</w:t>
+      <w:t>2026-05-19</w:t>
       <w:br/>
       <w:br/>
     </w:r>

--- a/klagomål/A 4470-2026 FSC-klagomål.docx
+++ b/klagomål/A 4470-2026 FSC-klagomål.docx
@@ -819,7 +819,7 @@
     <w:r>
       <w:tab/>
       <w:tab/>
-      <w:t>2026-05-19</w:t>
+      <w:t>2026-05-20</w:t>
       <w:br/>
       <w:br/>
     </w:r>

--- a/klagomål/A 4470-2026 FSC-klagomål.docx
+++ b/klagomål/A 4470-2026 FSC-klagomål.docx
@@ -819,7 +819,7 @@
     <w:r>
       <w:tab/>
       <w:tab/>
-      <w:t>2026-05-20</w:t>
+      <w:t>2026-05-21</w:t>
       <w:br/>
       <w:br/>
     </w:r>

--- a/klagomål/A 4470-2026 FSC-klagomål.docx
+++ b/klagomål/A 4470-2026 FSC-klagomål.docx
@@ -819,7 +819,7 @@
     <w:r>
       <w:tab/>
       <w:tab/>
-      <w:t>2026-05-21</w:t>
+      <w:t>2026-05-22</w:t>
       <w:br/>
       <w:br/>
     </w:r>

--- a/klagomål/A 4470-2026 FSC-klagomål.docx
+++ b/klagomål/A 4470-2026 FSC-klagomål.docx
@@ -819,7 +819,7 @@
     <w:r>
       <w:tab/>
       <w:tab/>
-      <w:t>2026-05-22</w:t>
+      <w:t>2026-05-23</w:t>
       <w:br/>
       <w:br/>
     </w:r>

--- a/klagomål/A 4470-2026 FSC-klagomål.docx
+++ b/klagomål/A 4470-2026 FSC-klagomål.docx
@@ -819,7 +819,7 @@
     <w:r>
       <w:tab/>
       <w:tab/>
-      <w:t>2026-05-23</w:t>
+      <w:t>2026-05-24</w:t>
       <w:br/>
       <w:br/>
     </w:r>

--- a/klagomål/A 4470-2026 FSC-klagomål.docx
+++ b/klagomål/A 4470-2026 FSC-klagomål.docx
@@ -819,7 +819,7 @@
     <w:r>
       <w:tab/>
       <w:tab/>
-      <w:t>2026-05-24</w:t>
+      <w:t>2026-05-25</w:t>
       <w:br/>
       <w:br/>
     </w:r>

--- a/klagomål/A 4470-2026 FSC-klagomål.docx
+++ b/klagomål/A 4470-2026 FSC-klagomål.docx
@@ -819,7 +819,7 @@
     <w:r>
       <w:tab/>
       <w:tab/>
-      <w:t>2026-05-25</w:t>
+      <w:t>2026-05-26</w:t>
       <w:br/>
       <w:br/>
     </w:r>

--- a/klagomål/A 4470-2026 FSC-klagomål.docx
+++ b/klagomål/A 4470-2026 FSC-klagomål.docx
@@ -819,7 +819,7 @@
     <w:r>
       <w:tab/>
       <w:tab/>
-      <w:t>2026-05-26</w:t>
+      <w:t>2026-05-27</w:t>
       <w:br/>
       <w:br/>
     </w:r>

--- a/klagomål/A 4470-2026 FSC-klagomål.docx
+++ b/klagomål/A 4470-2026 FSC-klagomål.docx
@@ -819,7 +819,7 @@
     <w:r>
       <w:tab/>
       <w:tab/>
-      <w:t>2026-05-27</w:t>
+      <w:t>2026-05-28</w:t>
       <w:br/>
       <w:br/>
     </w:r>

--- a/klagomål/A 4470-2026 FSC-klagomål.docx
+++ b/klagomål/A 4470-2026 FSC-klagomål.docx
@@ -819,7 +819,7 @@
     <w:r>
       <w:tab/>
       <w:tab/>
-      <w:t>2026-05-28</w:t>
+      <w:t>2026-05-29</w:t>
       <w:br/>
       <w:br/>
     </w:r>

--- a/klagomål/A 4470-2026 FSC-klagomål.docx
+++ b/klagomål/A 4470-2026 FSC-klagomål.docx
@@ -819,7 +819,7 @@
     <w:r>
       <w:tab/>
       <w:tab/>
-      <w:t>2026-05-29</w:t>
+      <w:t>2026-05-30</w:t>
       <w:br/>
       <w:br/>
     </w:r>

--- a/klagomål/A 4470-2026 FSC-klagomål.docx
+++ b/klagomål/A 4470-2026 FSC-klagomål.docx
@@ -819,7 +819,7 @@
     <w:r>
       <w:tab/>
       <w:tab/>
-      <w:t>2026-05-30</w:t>
+      <w:t>2026-05-31</w:t>
       <w:br/>
       <w:br/>
     </w:r>

--- a/klagomål/A 4470-2026 FSC-klagomål.docx
+++ b/klagomål/A 4470-2026 FSC-klagomål.docx
@@ -819,7 +819,7 @@
     <w:r>
       <w:tab/>
       <w:tab/>
-      <w:t>2026-05-31</w:t>
+      <w:t>2026-06-01</w:t>
       <w:br/>
       <w:br/>
     </w:r>

--- a/klagomål/A 4470-2026 FSC-klagomål.docx
+++ b/klagomål/A 4470-2026 FSC-klagomål.docx
@@ -819,7 +819,7 @@
     <w:r>
       <w:tab/>
       <w:tab/>
-      <w:t>2026-06-15</w:t>
+      <w:t>2026-06-16</w:t>
       <w:br/>
       <w:br/>
     </w:r>

--- a/klagomål/A 4470-2026 FSC-klagomål.docx
+++ b/klagomål/A 4470-2026 FSC-klagomål.docx
@@ -819,7 +819,7 @@
     <w:r>
       <w:tab/>
       <w:tab/>
-      <w:t>2026-06-16</w:t>
+      <w:t>2026-06-17</w:t>
       <w:br/>
       <w:br/>
     </w:r>

--- a/klagomål/A 4470-2026 FSC-klagomål.docx
+++ b/klagomål/A 4470-2026 FSC-klagomål.docx
@@ -1,6 +1,6 @@
 
 <file path=word/document.xml><?xml version="1.0" encoding="utf-8"?>
-<w:document xmlns:wpc="http://schemas.microsoft.com/office/word/2010/wordprocessingCanvas" xmlns:cx="http://schemas.microsoft.com/office/drawing/2014/chartex" xmlns:cx1="http://schemas.microsoft.com/office/drawing/2015/9/8/chartex" xmlns:cx2="http://schemas.microsoft.com/office/drawing/2015/10/21/chartex" xmlns:cx3="http://schemas.microsoft.com/office/drawing/2016/5/9/chartex" xmlns:cx4="http://schemas.microsoft.com/office/drawing/2016/5/10/chartex" xmlns:cx5="http://schemas.microsoft.com/office/drawing/2016/5/11/chartex" xmlns:cx6="http://schemas.microsoft.com/office/drawing/2016/5/12/chartex" xmlns:cx7="http://schemas.microsoft.com/office/drawing/2016/5/13/chartex" xmlns:cx8="http://schemas.microsoft.com/office/drawing/2016/5/14/chartex" xmlns:mc="http://schemas.openxmlformats.org/markup-compatibility/2006" xmlns:aink="http://schemas.microsoft.com/office/drawing/2016/ink" xmlns:am3d="http://schemas.microsoft.com/office/drawing/2017/model3d" xmlns:o="urn:schemas-microsoft-com:office:office" xmlns:oel="http://schemas.microsoft.com/office/2019/extlst" xmlns:r="http://schemas.openxmlformats.org/officeDocument/2006/relationships" xmlns:m="http://schemas.openxmlformats.org/officeDocument/2006/math" xmlns:v="urn:schemas-microsoft-com:vml" xmlns:wp14="http://schemas.microsoft.com/office/word/2010/wordprocessingDrawing" xmlns:wp="http://schemas.openxmlformats.org/drawingml/2006/wordprocessingDrawing" xmlns:w10="urn:schemas-microsoft-com:office:word" xmlns:w="http://schemas.openxmlformats.org/wordprocessingml/2006/main" xmlns:w14="http://schemas.microsoft.com/office/word/2010/wordml" xmlns:w15="http://schemas.microsoft.com/office/word/2012/wordml" xmlns:w16cex="http://schemas.microsoft.com/office/word/2018/wordml/cex" xmlns:w16cid="http://schemas.microsoft.com/office/word/2016/wordml/cid" xmlns:w16="http://schemas.microsoft.com/office/word/2018/wordml" xmlns:w16sdtdh="http://schemas.microsoft.com/office/word/2020/wordml/sdtdatahash" xmlns:w16se="http://schemas.microsoft.com/office/word/2015/wordml/symex" xmlns:wpg="http://schemas.microsoft.com/office/word/2010/wordprocessingGroup" xmlns:wpi="http://schemas.microsoft.com/office/word/2010/wordprocessingInk" xmlns:wne="http://schemas.microsoft.com/office/word/2006/wordml" xmlns:wps="http://schemas.microsoft.com/office/word/2010/wordprocessingShape" mc:Ignorable="w14 w15 w16se w16cid w16 w16cex w16sdtdh wp14">
+<w:document xmlns:wpc="http://schemas.microsoft.com/office/word/2010/wordprocessingCanvas" xmlns:cx="http://schemas.microsoft.com/office/drawing/2014/chartex" xmlns:cx1="http://schemas.microsoft.com/office/drawing/2015/9/8/chartex" xmlns:cx2="http://schemas.microsoft.com/office/drawing/2015/10/21/chartex" xmlns:cx3="http://schemas.microsoft.com/office/drawing/2016/5/9/chartex" xmlns:cx4="http://schemas.microsoft.com/office/drawing/2016/5/10/chartex" xmlns:cx5="http://schemas.microsoft.com/office/drawing/2016/5/11/chartex" xmlns:cx6="http://schemas.microsoft.com/office/drawing/2016/5/12/chartex" xmlns:cx7="http://schemas.microsoft.com/office/drawing/2016/5/13/chartex" xmlns:cx8="http://schemas.microsoft.com/office/drawing/2016/5/14/chartex" xmlns:mc="http://schemas.openxmlformats.org/markup-compatibility/2006" xmlns:aink="http://schemas.microsoft.com/office/drawing/2016/ink" xmlns:am3d="http://schemas.microsoft.com/office/drawing/2017/model3d" xmlns:o="urn:schemas-microsoft-com:office:office" xmlns:oel="http://schemas.microsoft.com/office/2019/extlst" xmlns:r="http://schemas.openxmlformats.org/officeDocument/2006/relationships" xmlns:m="http://schemas.openxmlformats.org/officeDocument/2006/math" xmlns:v="urn:schemas-microsoft-com:vml" xmlns:wp14="http://schemas.microsoft.com/office/word/2010/wordprocessingDrawing" xmlns:wp="http://schemas.openxmlformats.org/drawingml/2006/wordprocessingDrawing" xmlns:w10="urn:schemas-microsoft-com:office:word" xmlns:w="http://schemas.openxmlformats.org/wordprocessingml/2006/main" xmlns:w14="http://schemas.microsoft.com/office/word/2010/wordml" xmlns:w15="http://schemas.microsoft.com/office/word/2012/wordml" xmlns:w16cex="http://schemas.microsoft.com/office/word/2018/wordml/cex" xmlns:w16cid="http://schemas.microsoft.com/office/word/2016/wordml/cid" xmlns:w16="http://schemas.microsoft.com/office/word/2018/wordml" xmlns:w16du="http://schemas.microsoft.com/office/word/2023/wordml/word16du" xmlns:w16sdtdh="http://schemas.microsoft.com/office/word/2020/wordml/sdtdatahash" xmlns:w16sdtfl="http://schemas.microsoft.com/office/word/2024/wordml/sdtformatlock" xmlns:w16se="http://schemas.microsoft.com/office/word/2015/wordml/symex" xmlns:wpg="http://schemas.microsoft.com/office/word/2010/wordprocessingGroup" xmlns:wpi="http://schemas.microsoft.com/office/word/2010/wordprocessingInk" xmlns:wne="http://schemas.microsoft.com/office/word/2006/wordml" xmlns:wps="http://schemas.microsoft.com/office/word/2010/wordprocessingShape" mc:Ignorable="w14 w15 w16se w16cid w16 w16cex w16sdtdh w16sdtfl w16du wp14">
   <w:body>
     <w:p>
       <w:r>
@@ -163,17 +163,17 @@
         <w:pStyle w:val="Title"/>
       </w:pPr>
       <w:r>
-        <w:t>Inledande FSC- /PEFC-klagomål – information om höga naturvärden i avverkningsanmälan A 4470-2026 i Piteå kommun</w:t>
+        <w:t>Inledande FSC- /PEFC-klagomål – information om höga naturvärden och fridlysta arter i avverkningsanmälan A 4470-2026 i Piteå kommun</w:t>
       </w:r>
     </w:p>
     <w:p>
       <w:r>
-        <w:t>Detta dokument behandlar höga naturvärden i avverkningsanmälan A 4470-2026 i Piteå kommun. Denna avverkningsanmälan inkom 2026-01-23 15:45:42 och omfattar 2,5 ha.</w:t>
+        <w:t>Detta dokument behandlar höga naturvärden i avverkningsanmälan A 4470-2026 i Piteå kommun som inkom 2026-01-23 och omfattar 2,5 ha.</w:t>
       </w:r>
     </w:p>
     <w:p>
       <w:r>
-        <w:t>Nedan presenteras fynd av naturvårdsarter som gjorts i det avverkningsanmälda området, samt relevanta utdrag ur standarderna för FSC, Chain of Custody, Controlled Wood och PEFC. I BILAGA 1 finns artfakta om rödlistade arter.</w:t>
+        <w:t>Nedan presenteras fynd av naturvårdsarter och fridlysta arter som gjorts i det avverkningsanmälda området, samt relevanta utdrag ur standarderna för FSC, Chain of Custody, Controlled Wood och PEFC. I BILAGA 1 finns artfakta om fridlysta och rödlistade arter.</w:t>
       </w:r>
     </w:p>
     <w:p>
@@ -191,12 +191,15 @@
     </w:p>
     <w:p>
       <w:r>
-        <w:t>I avverkningsanmälan har följande 1 naturvårdsarter hittats: lunglav (NT). Av dessa är 1 rödlistade. För rödlistade arter har rödlistekategorin angivits inom parentes.</w:t>
+        <w:t>I avverkningsanmälan har följande 2 naturvårdsarter hittats: lavskrika (NT, T, §4) och lunglav (NT, T). Av dessa är 2 rödlistade. För rödlistade arter har rödlistekategorin angivits inom parentes. Typiska arter inom Natura 2000 som är kopplade till skogsekosystem har markerats med (T). För fridlysta arter anges även paragrafen i Artskyddsförordningen som arten är fridlyst enligt.</w:t>
       </w:r>
     </w:p>
     <w:p>
       <w:r>
-        <w:t>De påträffade naturvårdsarterna är ett tydligt kvitto på att detta rör sig om en skog med höga naturvärden. I Figur 1 visas en karta över det avverkningsanmälda området, där samtliga fyndplatser för naturvårdsarter som finns registrerade på Artportalen har markerats.</w:t>
+        <w:t>De påträffade naturvårdsarterna är ett tydligt kvitto på att det rör sig om en skog med höga naturvärden.</w:t>
+      </w:r>
+      <w:r>
+        <w:t xml:space="preserve"> I Figur 1 visas fyndplatser för naturvårdsarter i området, som finns registrerade på Artportalen.</w:t>
       </w:r>
     </w:p>
     <w:p>
@@ -206,7 +209,7 @@
       <w:r>
         <w:drawing>
           <wp:inline xmlns:a="http://schemas.openxmlformats.org/drawingml/2006/main" xmlns:pic="http://schemas.openxmlformats.org/drawingml/2006/picture">
-            <wp:extent cx="5486400" cy="5754248"/>
+            <wp:extent cx="5486400" cy="5641493"/>
             <wp:docPr id="1" name="Picture 1"/>
             <wp:cNvGraphicFramePr>
               <a:graphicFrameLocks noChangeAspect="1"/>
@@ -227,7 +230,7 @@
                   <pic:spPr>
                     <a:xfrm>
                       <a:off x="0" y="0"/>
-                      <a:ext cx="5486400" cy="5754248"/>
+                      <a:ext cx="5486400" cy="5641493"/>
                     </a:xfrm>
                     <a:prstGeom prst="rect"/>
                   </pic:spPr>
@@ -241,9 +244,70 @@
     <w:p>
       <w:pPr>
         <w:pStyle w:val="Caption"/>
+        <w:spacing w:after="240"/>
       </w:pPr>
       <w:r>
-        <w:t>Figur 1. Fyndplatser för naturvårdsarter i det avverkningsanmälda området (röd linje). Markörer utan svart kant är placerade på fyndplatsen. Markörer med svart kant är placerade vid sidan av fyndplatsen och har ett svart streck som visar fyndplatsens exakta position. Kartans mittpunktskoordinat är N 7254910, E 761453 i SWEREF 99 TM.</w:t>
+        <w:t>Figur 1. Fyndplatser för naturvårdsarter i avverkningsanmälan (röd linje). Markörer utan svart kant är placerade på fyndplatsen. Markörer med svart kant är placerade vid sidan av fyndplatsen och har ett svart streck som visar fyndplatsens exakta position. Kartans mittpunktskoordinat är N 7254910, E 761453 i SWEREF 99 TM.</w:t>
+      </w:r>
+    </w:p>
+    <w:p>
+      <w:pPr>
+        <w:pStyle w:val="Heading2"/>
+      </w:pPr>
+      <w:r>
+        <w:t>Fridlysta arter</w:t>
+      </w:r>
+    </w:p>
+    <w:p>
+      <w:r>
+        <w:t>Följande fridlysta arter har sina livsmiljöer och växtplatser i den avverkningsanmälda skogen: lavskrika (NT, T, §4).</w:t>
+      </w:r>
+    </w:p>
+    <w:p>
+      <w:r>
+        <w:t xml:space="preserve">Observera att medlemsländerna är skyldiga att agera i enlighet med EU:s fågeldirektiv där det uttryckligen står att direktivet gäller för fåglar samt för deras ägg, bon och </w:t>
+      </w:r>
+      <w:r>
+        <w:rPr>
+          <w:b/>
+        </w:rPr>
+        <w:t xml:space="preserve">livsmiljöer </w:t>
+      </w:r>
+      <w:r>
+        <w:t>(artikel 1). Vidare att de åtgärder som vidtas inte får leda till en försämring av den nuvarande situationen beträffande bevarandet av de fågelarter som avses i artikel 1 (artikel 13). Fågeldirektivet är styrande för tillsynsansvariga myndigheters ärendehantering, ställningstaganden och beslutsfattande.</w:t>
+      </w:r>
+    </w:p>
+    <w:p>
+      <w:r>
+        <w:rPr>
+          <w:b/>
+        </w:rPr>
+        <w:t>Lavskrika (NT, §4)</w:t>
+      </w:r>
+      <w:r>
+        <w:t xml:space="preserve"> är rödlistad som nära hotad och fridlyst enligt 4§ artskyddsförordningen. Den har minskat med 20 (10–30) % under de senaste 15 åren och minskningstakten bedöms vara nära gränsvärdet för sårbar (VU). Lavskrikan är en mycket stationär fågel, som häckar i äldre, slutna och hänglavsrika barrskogar. Nyckelfaktorer är flerskiktad skog med rik undervegetation samt riklig förekomst av hänglavar. Reviren är livslånga med hemområden som varierar mellan 50 och 150 ha. Inom ett revir av hög kvalitet finns det som regel ett eller flera kärnområden (1–20 ha) med relativt tät flerskiktad granskog. Arten missgynnas när flerskiktad skog omförs till enskiktade bestånd och även röjning och hård gallring är starkt negativt. Lavskrikan har relativt stora hemområden och försvinner när den äldre skogen fragmenteras, särskilt allvarligt är när kärnområdena avverkas. Den försvinner successivt framför allt vid dess utbredningsgränser och populationen har minskat kontinuerligt under 2000-talet. Lavskrika är typisk art för </w:t>
+      </w:r>
+      <w:r>
+        <w:rPr>
+          <w:i/>
+        </w:rPr>
+        <w:t>9010 Taiga</w:t>
+      </w:r>
+      <w:r>
+        <w:t xml:space="preserve"> (SLU Artdatabanken, 2026; Skogsstyrelsen 2016).</w:t>
+      </w:r>
+    </w:p>
+    <w:p>
+      <w:r>
+        <w:t>I BILAGA 1 finns mer detaljerad information om ekologi samt krav på livsmiljö hos fridlysta arter.</w:t>
+      </w:r>
+    </w:p>
+    <w:p>
+      <w:pPr>
+        <w:pStyle w:val="Heading2"/>
+      </w:pPr>
+      <w:r>
+        <w:t>Övriga naturvårdsarter</w:t>
       </w:r>
     </w:p>
     <w:p>
@@ -354,6 +418,22 @@
       <w:r>
         <w:t>I den avverkningsanmälda skogen har fridlysta arter sina livsmiljöer och växtplatser. Att skada de fridlysta arternas livsmiljöer, växtplatser eller ekologiska funktion är inte tillåtet enligt artskyddsförordningen.</w:t>
       </w:r>
+      <w:r>
+        <w:rPr>
+          <w:i/>
+        </w:rPr>
+        <w:t xml:space="preserve"> EU:s medlemsländer och skogsbolag är skyldiga att agera i enlighet med EU:s fågeldirektiv där det uttryckligen står att direktivet gäller för fåglar samt för deras ägg, bon och </w:t>
+      </w:r>
+      <w:r>
+        <w:rPr>
+          <w:b/>
+          <w:i/>
+        </w:rPr>
+        <w:t xml:space="preserve">livsmiljöer </w:t>
+      </w:r>
+      <w:r>
+        <w:t>(artikel 1). Vidare att de åtgärder som vidtas inte får leda till en försämring av den nuvarande situationen beträffande bevarandet av de fågelarter som avses i artikel 1 (artikel 13).</w:t>
+      </w:r>
     </w:p>
     <w:p>
       <w:r>
@@ -392,7 +472,7 @@
         <w:rPr>
           <w:i/>
         </w:rPr>
-        <w:t>I det avverkningsanmälda skogsområdet har 1 naturvårdsarter varav 1 rödlistade arter sina livsmiljöer och växtplatser.</w:t>
+        <w:t>I det avverkningsanmälda skogsområdet har 2 naturvårdsarter varav 2 rödlistade arter sina livsmiljöer och växtplatser.</w:t>
       </w:r>
     </w:p>
     <w:p>
@@ -589,7 +669,95 @@
         <w:pStyle w:val="Title"/>
       </w:pPr>
       <w:r>
-        <w:t>BILAGA 1 – Rödlistade arter</w:t>
+        <w:t>BILAGA 1 –</w:t>
+        <w:br/>
+        <w:t>Fridlysta och rödlistade arter</w:t>
+      </w:r>
+    </w:p>
+    <w:p>
+      <w:pPr>
+        <w:pStyle w:val="Heading1"/>
+      </w:pPr>
+      <w:r>
+        <w:t>Lavskrika – ekologi samt krav på livsmiljön</w:t>
+      </w:r>
+    </w:p>
+    <w:p>
+      <w:r>
+        <w:t>Lavskrika är rödlistad som nära hotad (NT), fridlyst enligt 4 § artskyddsförordningen (2007:845) och ingår i förteckningen över prioriterade arter i Skogsstyrelsens föreskrifter och allmänna råd (SKSFS 2011:7) bilaga 4. Lavskrikan är en mycket stationär fågel, som häckar i äldre, slutna och hänglavsrika barrskogar. Nyckelfaktorer är flerskiktad skog med rik undervegetation samt riklig förekomst av hänglavar (SLU Artdatabanken, 2026).</w:t>
+      </w:r>
+    </w:p>
+    <w:p>
+      <w:r>
+        <w:t xml:space="preserve">I Skogsstyrelsens vägledning för hänsyn till fåglar står bland annat att: </w:t>
+      </w:r>
+      <w:r>
+        <w:rPr>
+          <w:i/>
+        </w:rPr>
+        <w:t>“Reviren är livslånga med hemområden som varierar mellan 50 och 150 ha. Hemområdena har inga fasta gränser utan det handlar mera om de yttre gränserna för familjegruppernas rörelser. Lavskrikan undviker att förflytta sig över stora öppna områden och hemområdesstorleken är därför större i områden fragmenterade av hyggen och yngre skog än i områden med i sammanhängande äldre skog. Det finns studier som antyder att det inom ett revir bör finnas maximalt 15 % öppna ytor och ungskog. Inom ett revir av hög kvalitet finns det som regel ett eller flera kärnområden (1–20 ha) med relativt tät flerskiktad granskog.”</w:t>
+      </w:r>
+      <w:r>
+        <w:t xml:space="preserve"> Vidare att: </w:t>
+      </w:r>
+      <w:r>
+        <w:rPr>
+          <w:i/>
+        </w:rPr>
+        <w:t>“Arten missgynnas när flerskiktad skog omförs till enskiktade bestånd. Även skogsskötsel med återkommande röjning och hård gallring är starkt negativt. Lavskrikan har relativt stora hemområden och försvinner när den äldre skogen fragmenteras, särskilt allvarligt är när kärnområdena avverkas.”</w:t>
+      </w:r>
+      <w:r>
+        <w:t xml:space="preserve"> (Skogsstyrelsen 2016).</w:t>
+      </w:r>
+    </w:p>
+    <w:p>
+      <w:r>
+        <w:t xml:space="preserve">Populationen har minskat med 20 (10–30) % under de senaste 15 åren och minskningstakten bedöms vara nära gränsvärdet för sårbar (VU). Arten försvinner successivt framför allt vid dess utbredningsgränser och populationen har minskat kontinuerligt under 2000-talet. Lavskrika är typisk art för </w:t>
+      </w:r>
+      <w:r>
+        <w:rPr>
+          <w:i/>
+        </w:rPr>
+        <w:t>9010 Taiga</w:t>
+      </w:r>
+      <w:r>
+        <w:t xml:space="preserve"> (SLU Artdatabanken, 2026).</w:t>
+      </w:r>
+    </w:p>
+    <w:p>
+      <w:pPr>
+        <w:pStyle w:val="Heading2"/>
+      </w:pPr>
+      <w:r>
+        <w:t>Referenser – lavskrika</w:t>
+      </w:r>
+    </w:p>
+    <w:p>
+      <w:r>
+        <w:t xml:space="preserve">Skogsstyrelsen, 2016. </w:t>
+      </w:r>
+      <w:r>
+        <w:rPr>
+          <w:i/>
+        </w:rPr>
+        <w:t xml:space="preserve">Vägledning för hänsyn till fåglar – lavskrika. </w:t>
+      </w:r>
+      <w:r>
+        <w:t>https://www.skogsstyrelsen.se/globalassets/lag-och-tillsyn/artskydd/vagledningar-for-hansyn-till-faglar/lavskrika-vagledning-hansyn.pdf</w:t>
+      </w:r>
+    </w:p>
+    <w:p>
+      <w:r>
+        <w:t xml:space="preserve">SLU Artdatabanken, 2026. </w:t>
+      </w:r>
+      <w:r>
+        <w:rPr>
+          <w:i/>
+        </w:rPr>
+        <w:t xml:space="preserve">Artfaktablad. Naturvård – artfakta. </w:t>
+      </w:r>
+      <w:r>
+        <w:t>SLU Artdatabanken, Uppsala</w:t>
       </w:r>
     </w:p>
     <w:p>
@@ -709,7 +877,7 @@
 </file>
 
 <file path=word/endnotes.xml><?xml version="1.0" encoding="utf-8"?>
-<w:endnotes xmlns:wpc="http://schemas.microsoft.com/office/word/2010/wordprocessingCanvas" xmlns:cx="http://schemas.microsoft.com/office/drawing/2014/chartex" xmlns:cx1="http://schemas.microsoft.com/office/drawing/2015/9/8/chartex" xmlns:cx2="http://schemas.microsoft.com/office/drawing/2015/10/21/chartex" xmlns:cx3="http://schemas.microsoft.com/office/drawing/2016/5/9/chartex" xmlns:cx4="http://schemas.microsoft.com/office/drawing/2016/5/10/chartex" xmlns:cx5="http://schemas.microsoft.com/office/drawing/2016/5/11/chartex" xmlns:cx6="http://schemas.microsoft.com/office/drawing/2016/5/12/chartex" xmlns:cx7="http://schemas.microsoft.com/office/drawing/2016/5/13/chartex" xmlns:cx8="http://schemas.microsoft.com/office/drawing/2016/5/14/chartex" xmlns:mc="http://schemas.openxmlformats.org/markup-compatibility/2006" xmlns:aink="http://schemas.microsoft.com/office/drawing/2016/ink" xmlns:am3d="http://schemas.microsoft.com/office/drawing/2017/model3d" xmlns:o="urn:schemas-microsoft-com:office:office" xmlns:oel="http://schemas.microsoft.com/office/2019/extlst" xmlns:r="http://schemas.openxmlformats.org/officeDocument/2006/relationships" xmlns:m="http://schemas.openxmlformats.org/officeDocument/2006/math" xmlns:v="urn:schemas-microsoft-com:vml" xmlns:wp14="http://schemas.microsoft.com/office/word/2010/wordprocessingDrawing" xmlns:wp="http://schemas.openxmlformats.org/drawingml/2006/wordprocessingDrawing" xmlns:w10="urn:schemas-microsoft-com:office:word" xmlns:w="http://schemas.openxmlformats.org/wordprocessingml/2006/main" xmlns:w14="http://schemas.microsoft.com/office/word/2010/wordml" xmlns:w15="http://schemas.microsoft.com/office/word/2012/wordml" xmlns:w16cex="http://schemas.microsoft.com/office/word/2018/wordml/cex" xmlns:w16cid="http://schemas.microsoft.com/office/word/2016/wordml/cid" xmlns:w16="http://schemas.microsoft.com/office/word/2018/wordml" xmlns:w16sdtdh="http://schemas.microsoft.com/office/word/2020/wordml/sdtdatahash" xmlns:w16se="http://schemas.microsoft.com/office/word/2015/wordml/symex" xmlns:wpg="http://schemas.microsoft.com/office/word/2010/wordprocessingGroup" xmlns:wpi="http://schemas.microsoft.com/office/word/2010/wordprocessingInk" xmlns:wne="http://schemas.microsoft.com/office/word/2006/wordml" xmlns:wps="http://schemas.microsoft.com/office/word/2010/wordprocessingShape" mc:Ignorable="w14 w15 w16se w16cid w16 w16cex w16sdtdh wp14">
+<w:endnotes xmlns:wpc="http://schemas.microsoft.com/office/word/2010/wordprocessingCanvas" xmlns:cx="http://schemas.microsoft.com/office/drawing/2014/chartex" xmlns:cx1="http://schemas.microsoft.com/office/drawing/2015/9/8/chartex" xmlns:cx2="http://schemas.microsoft.com/office/drawing/2015/10/21/chartex" xmlns:cx3="http://schemas.microsoft.com/office/drawing/2016/5/9/chartex" xmlns:cx4="http://schemas.microsoft.com/office/drawing/2016/5/10/chartex" xmlns:cx5="http://schemas.microsoft.com/office/drawing/2016/5/11/chartex" xmlns:cx6="http://schemas.microsoft.com/office/drawing/2016/5/12/chartex" xmlns:cx7="http://schemas.microsoft.com/office/drawing/2016/5/13/chartex" xmlns:cx8="http://schemas.microsoft.com/office/drawing/2016/5/14/chartex" xmlns:mc="http://schemas.openxmlformats.org/markup-compatibility/2006" xmlns:aink="http://schemas.microsoft.com/office/drawing/2016/ink" xmlns:am3d="http://schemas.microsoft.com/office/drawing/2017/model3d" xmlns:o="urn:schemas-microsoft-com:office:office" xmlns:oel="http://schemas.microsoft.com/office/2019/extlst" xmlns:r="http://schemas.openxmlformats.org/officeDocument/2006/relationships" xmlns:m="http://schemas.openxmlformats.org/officeDocument/2006/math" xmlns:v="urn:schemas-microsoft-com:vml" xmlns:wp14="http://schemas.microsoft.com/office/word/2010/wordprocessingDrawing" xmlns:wp="http://schemas.openxmlformats.org/drawingml/2006/wordprocessingDrawing" xmlns:w10="urn:schemas-microsoft-com:office:word" xmlns:w="http://schemas.openxmlformats.org/wordprocessingml/2006/main" xmlns:w14="http://schemas.microsoft.com/office/word/2010/wordml" xmlns:w15="http://schemas.microsoft.com/office/word/2012/wordml" xmlns:w16cex="http://schemas.microsoft.com/office/word/2018/wordml/cex" xmlns:w16cid="http://schemas.microsoft.com/office/word/2016/wordml/cid" xmlns:w16="http://schemas.microsoft.com/office/word/2018/wordml" xmlns:w16du="http://schemas.microsoft.com/office/word/2023/wordml/word16du" xmlns:w16sdtdh="http://schemas.microsoft.com/office/word/2020/wordml/sdtdatahash" xmlns:w16sdtfl="http://schemas.microsoft.com/office/word/2024/wordml/sdtformatlock" xmlns:w16se="http://schemas.microsoft.com/office/word/2015/wordml/symex" xmlns:wpg="http://schemas.microsoft.com/office/word/2010/wordprocessingGroup" xmlns:wpi="http://schemas.microsoft.com/office/word/2010/wordprocessingInk" xmlns:wne="http://schemas.microsoft.com/office/word/2006/wordml" xmlns:wps="http://schemas.microsoft.com/office/word/2010/wordprocessingShape" mc:Ignorable="w14 w15 w16se w16cid w16 w16cex w16sdtdh w16sdtfl w16du wp14">
   <w:endnote w:type="separator" w:id="-1">
     <w:p>
       <w:pPr>
@@ -734,7 +902,7 @@
 </file>
 
 <file path=word/footer1.xml><?xml version="1.0" encoding="utf-8"?>
-<w:ftr xmlns:wpc="http://schemas.microsoft.com/office/word/2010/wordprocessingCanvas" xmlns:cx="http://schemas.microsoft.com/office/drawing/2014/chartex" xmlns:cx1="http://schemas.microsoft.com/office/drawing/2015/9/8/chartex" xmlns:cx2="http://schemas.microsoft.com/office/drawing/2015/10/21/chartex" xmlns:cx3="http://schemas.microsoft.com/office/drawing/2016/5/9/chartex" xmlns:cx4="http://schemas.microsoft.com/office/drawing/2016/5/10/chartex" xmlns:cx5="http://schemas.microsoft.com/office/drawing/2016/5/11/chartex" xmlns:cx6="http://schemas.microsoft.com/office/drawing/2016/5/12/chartex" xmlns:cx7="http://schemas.microsoft.com/office/drawing/2016/5/13/chartex" xmlns:cx8="http://schemas.microsoft.com/office/drawing/2016/5/14/chartex" xmlns:mc="http://schemas.openxmlformats.org/markup-compatibility/2006" xmlns:aink="http://schemas.microsoft.com/office/drawing/2016/ink" xmlns:am3d="http://schemas.microsoft.com/office/drawing/2017/model3d" xmlns:o="urn:schemas-microsoft-com:office:office" xmlns:oel="http://schemas.microsoft.com/office/2019/extlst" xmlns:r="http://schemas.openxmlformats.org/officeDocument/2006/relationships" xmlns:m="http://schemas.openxmlformats.org/officeDocument/2006/math" xmlns:v="urn:schemas-microsoft-com:vml" xmlns:wp14="http://schemas.microsoft.com/office/word/2010/wordprocessingDrawing" xmlns:wp="http://schemas.openxmlformats.org/drawingml/2006/wordprocessingDrawing" xmlns:w10="urn:schemas-microsoft-com:office:word" xmlns:w="http://schemas.openxmlformats.org/wordprocessingml/2006/main" xmlns:w14="http://schemas.microsoft.com/office/word/2010/wordml" xmlns:w15="http://schemas.microsoft.com/office/word/2012/wordml" xmlns:w16cex="http://schemas.microsoft.com/office/word/2018/wordml/cex" xmlns:w16cid="http://schemas.microsoft.com/office/word/2016/wordml/cid" xmlns:w16="http://schemas.microsoft.com/office/word/2018/wordml" xmlns:w16sdtdh="http://schemas.microsoft.com/office/word/2020/wordml/sdtdatahash" xmlns:w16se="http://schemas.microsoft.com/office/word/2015/wordml/symex" xmlns:wpg="http://schemas.microsoft.com/office/word/2010/wordprocessingGroup" xmlns:wpi="http://schemas.microsoft.com/office/word/2010/wordprocessingInk" xmlns:wne="http://schemas.microsoft.com/office/word/2006/wordml" xmlns:wps="http://schemas.microsoft.com/office/word/2010/wordprocessingShape" mc:Ignorable="w14 w15 w16se w16cid w16 w16cex w16sdtdh wp14">
+<w:ftr xmlns:wpc="http://schemas.microsoft.com/office/word/2010/wordprocessingCanvas" xmlns:cx="http://schemas.microsoft.com/office/drawing/2014/chartex" xmlns:cx1="http://schemas.microsoft.com/office/drawing/2015/9/8/chartex" xmlns:cx2="http://schemas.microsoft.com/office/drawing/2015/10/21/chartex" xmlns:cx3="http://schemas.microsoft.com/office/drawing/2016/5/9/chartex" xmlns:cx4="http://schemas.microsoft.com/office/drawing/2016/5/10/chartex" xmlns:cx5="http://schemas.microsoft.com/office/drawing/2016/5/11/chartex" xmlns:cx6="http://schemas.microsoft.com/office/drawing/2016/5/12/chartex" xmlns:cx7="http://schemas.microsoft.com/office/drawing/2016/5/13/chartex" xmlns:cx8="http://schemas.microsoft.com/office/drawing/2016/5/14/chartex" xmlns:mc="http://schemas.openxmlformats.org/markup-compatibility/2006" xmlns:aink="http://schemas.microsoft.com/office/drawing/2016/ink" xmlns:am3d="http://schemas.microsoft.com/office/drawing/2017/model3d" xmlns:o="urn:schemas-microsoft-com:office:office" xmlns:oel="http://schemas.microsoft.com/office/2019/extlst" xmlns:r="http://schemas.openxmlformats.org/officeDocument/2006/relationships" xmlns:m="http://schemas.openxmlformats.org/officeDocument/2006/math" xmlns:v="urn:schemas-microsoft-com:vml" xmlns:wp14="http://schemas.microsoft.com/office/word/2010/wordprocessingDrawing" xmlns:wp="http://schemas.openxmlformats.org/drawingml/2006/wordprocessingDrawing" xmlns:w10="urn:schemas-microsoft-com:office:word" xmlns:w="http://schemas.openxmlformats.org/wordprocessingml/2006/main" xmlns:w14="http://schemas.microsoft.com/office/word/2010/wordml" xmlns:w15="http://schemas.microsoft.com/office/word/2012/wordml" xmlns:w16cex="http://schemas.microsoft.com/office/word/2018/wordml/cex" xmlns:w16cid="http://schemas.microsoft.com/office/word/2016/wordml/cid" xmlns:w16="http://schemas.microsoft.com/office/word/2018/wordml" xmlns:w16du="http://schemas.microsoft.com/office/word/2023/wordml/word16du" xmlns:w16sdtdh="http://schemas.microsoft.com/office/word/2020/wordml/sdtdatahash" xmlns:w16sdtfl="http://schemas.microsoft.com/office/word/2024/wordml/sdtformatlock" xmlns:w16se="http://schemas.microsoft.com/office/word/2015/wordml/symex" xmlns:wpg="http://schemas.microsoft.com/office/word/2010/wordprocessingGroup" xmlns:wpi="http://schemas.microsoft.com/office/word/2010/wordprocessingInk" xmlns:wne="http://schemas.microsoft.com/office/word/2006/wordml" xmlns:wps="http://schemas.microsoft.com/office/word/2010/wordprocessingShape" mc:Ignorable="w14 w15 w16se w16cid w16 w16cex w16sdtdh w16sdtfl w16du wp14">
   <w:p>
     <w:pPr>
       <w:pStyle w:val="Footer"/>
@@ -744,7 +912,7 @@
 </file>
 
 <file path=word/footer2.xml><?xml version="1.0" encoding="utf-8"?>
-<w:ftr xmlns:wpc="http://schemas.microsoft.com/office/word/2010/wordprocessingCanvas" xmlns:cx="http://schemas.microsoft.com/office/drawing/2014/chartex" xmlns:cx1="http://schemas.microsoft.com/office/drawing/2015/9/8/chartex" xmlns:cx2="http://schemas.microsoft.com/office/drawing/2015/10/21/chartex" xmlns:cx3="http://schemas.microsoft.com/office/drawing/2016/5/9/chartex" xmlns:cx4="http://schemas.microsoft.com/office/drawing/2016/5/10/chartex" xmlns:cx5="http://schemas.microsoft.com/office/drawing/2016/5/11/chartex" xmlns:cx6="http://schemas.microsoft.com/office/drawing/2016/5/12/chartex" xmlns:cx7="http://schemas.microsoft.com/office/drawing/2016/5/13/chartex" xmlns:cx8="http://schemas.microsoft.com/office/drawing/2016/5/14/chartex" xmlns:mc="http://schemas.openxmlformats.org/markup-compatibility/2006" xmlns:aink="http://schemas.microsoft.com/office/drawing/2016/ink" xmlns:am3d="http://schemas.microsoft.com/office/drawing/2017/model3d" xmlns:o="urn:schemas-microsoft-com:office:office" xmlns:oel="http://schemas.microsoft.com/office/2019/extlst" xmlns:r="http://schemas.openxmlformats.org/officeDocument/2006/relationships" xmlns:m="http://schemas.openxmlformats.org/officeDocument/2006/math" xmlns:v="urn:schemas-microsoft-com:vml" xmlns:wp14="http://schemas.microsoft.com/office/word/2010/wordprocessingDrawing" xmlns:wp="http://schemas.openxmlformats.org/drawingml/2006/wordprocessingDrawing" xmlns:w10="urn:schemas-microsoft-com:office:word" xmlns:w="http://schemas.openxmlformats.org/wordprocessingml/2006/main" xmlns:w14="http://schemas.microsoft.com/office/word/2010/wordml" xmlns:w15="http://schemas.microsoft.com/office/word/2012/wordml" xmlns:w16cex="http://schemas.microsoft.com/office/word/2018/wordml/cex" xmlns:w16cid="http://schemas.microsoft.com/office/word/2016/wordml/cid" xmlns:w16="http://schemas.microsoft.com/office/word/2018/wordml" xmlns:w16sdtdh="http://schemas.microsoft.com/office/word/2020/wordml/sdtdatahash" xmlns:w16se="http://schemas.microsoft.com/office/word/2015/wordml/symex" xmlns:wpg="http://schemas.microsoft.com/office/word/2010/wordprocessingGroup" xmlns:wpi="http://schemas.microsoft.com/office/word/2010/wordprocessingInk" xmlns:wne="http://schemas.microsoft.com/office/word/2006/wordml" xmlns:wps="http://schemas.microsoft.com/office/word/2010/wordprocessingShape" mc:Ignorable="w14 w15 w16se w16cid w16 w16cex w16sdtdh wp14">
+<w:ftr xmlns:wpc="http://schemas.microsoft.com/office/word/2010/wordprocessingCanvas" xmlns:cx="http://schemas.microsoft.com/office/drawing/2014/chartex" xmlns:cx1="http://schemas.microsoft.com/office/drawing/2015/9/8/chartex" xmlns:cx2="http://schemas.microsoft.com/office/drawing/2015/10/21/chartex" xmlns:cx3="http://schemas.microsoft.com/office/drawing/2016/5/9/chartex" xmlns:cx4="http://schemas.microsoft.com/office/drawing/2016/5/10/chartex" xmlns:cx5="http://schemas.microsoft.com/office/drawing/2016/5/11/chartex" xmlns:cx6="http://schemas.microsoft.com/office/drawing/2016/5/12/chartex" xmlns:cx7="http://schemas.microsoft.com/office/drawing/2016/5/13/chartex" xmlns:cx8="http://schemas.microsoft.com/office/drawing/2016/5/14/chartex" xmlns:mc="http://schemas.openxmlformats.org/markup-compatibility/2006" xmlns:aink="http://schemas.microsoft.com/office/drawing/2016/ink" xmlns:am3d="http://schemas.microsoft.com/office/drawing/2017/model3d" xmlns:o="urn:schemas-microsoft-com:office:office" xmlns:oel="http://schemas.microsoft.com/office/2019/extlst" xmlns:r="http://schemas.openxmlformats.org/officeDocument/2006/relationships" xmlns:m="http://schemas.openxmlformats.org/officeDocument/2006/math" xmlns:v="urn:schemas-microsoft-com:vml" xmlns:wp14="http://schemas.microsoft.com/office/word/2010/wordprocessingDrawing" xmlns:wp="http://schemas.openxmlformats.org/drawingml/2006/wordprocessingDrawing" xmlns:w10="urn:schemas-microsoft-com:office:word" xmlns:w="http://schemas.openxmlformats.org/wordprocessingml/2006/main" xmlns:w14="http://schemas.microsoft.com/office/word/2010/wordml" xmlns:w15="http://schemas.microsoft.com/office/word/2012/wordml" xmlns:w16cex="http://schemas.microsoft.com/office/word/2018/wordml/cex" xmlns:w16cid="http://schemas.microsoft.com/office/word/2016/wordml/cid" xmlns:w16="http://schemas.microsoft.com/office/word/2018/wordml" xmlns:w16du="http://schemas.microsoft.com/office/word/2023/wordml/word16du" xmlns:w16sdtdh="http://schemas.microsoft.com/office/word/2020/wordml/sdtdatahash" xmlns:w16sdtfl="http://schemas.microsoft.com/office/word/2024/wordml/sdtformatlock" xmlns:w16se="http://schemas.microsoft.com/office/word/2015/wordml/symex" xmlns:wpg="http://schemas.microsoft.com/office/word/2010/wordprocessingGroup" xmlns:wpi="http://schemas.microsoft.com/office/word/2010/wordprocessingInk" xmlns:wne="http://schemas.microsoft.com/office/word/2006/wordml" xmlns:wps="http://schemas.microsoft.com/office/word/2010/wordprocessingShape" mc:Ignorable="w14 w15 w16se w16cid w16 w16cex w16sdtdh w16sdtfl w16du wp14">
   <w:p>
     <w:pPr>
       <w:pStyle w:val="Footer"/>
@@ -754,7 +922,7 @@
 </file>
 
 <file path=word/footer3.xml><?xml version="1.0" encoding="utf-8"?>
-<w:ftr xmlns:wpc="http://schemas.microsoft.com/office/word/2010/wordprocessingCanvas" xmlns:cx="http://schemas.microsoft.com/office/drawing/2014/chartex" xmlns:cx1="http://schemas.microsoft.com/office/drawing/2015/9/8/chartex" xmlns:cx2="http://schemas.microsoft.com/office/drawing/2015/10/21/chartex" xmlns:cx3="http://schemas.microsoft.com/office/drawing/2016/5/9/chartex" xmlns:cx4="http://schemas.microsoft.com/office/drawing/2016/5/10/chartex" xmlns:cx5="http://schemas.microsoft.com/office/drawing/2016/5/11/chartex" xmlns:cx6="http://schemas.microsoft.com/office/drawing/2016/5/12/chartex" xmlns:cx7="http://schemas.microsoft.com/office/drawing/2016/5/13/chartex" xmlns:cx8="http://schemas.microsoft.com/office/drawing/2016/5/14/chartex" xmlns:mc="http://schemas.openxmlformats.org/markup-compatibility/2006" xmlns:aink="http://schemas.microsoft.com/office/drawing/2016/ink" xmlns:am3d="http://schemas.microsoft.com/office/drawing/2017/model3d" xmlns:o="urn:schemas-microsoft-com:office:office" xmlns:oel="http://schemas.microsoft.com/office/2019/extlst" xmlns:r="http://schemas.openxmlformats.org/officeDocument/2006/relationships" xmlns:m="http://schemas.openxmlformats.org/officeDocument/2006/math" xmlns:v="urn:schemas-microsoft-com:vml" xmlns:wp14="http://schemas.microsoft.com/office/word/2010/wordprocessingDrawing" xmlns:wp="http://schemas.openxmlformats.org/drawingml/2006/wordprocessingDrawing" xmlns:w10="urn:schemas-microsoft-com:office:word" xmlns:w="http://schemas.openxmlformats.org/wordprocessingml/2006/main" xmlns:w14="http://schemas.microsoft.com/office/word/2010/wordml" xmlns:w15="http://schemas.microsoft.com/office/word/2012/wordml" xmlns:w16cex="http://schemas.microsoft.com/office/word/2018/wordml/cex" xmlns:w16cid="http://schemas.microsoft.com/office/word/2016/wordml/cid" xmlns:w16="http://schemas.microsoft.com/office/word/2018/wordml" xmlns:w16sdtdh="http://schemas.microsoft.com/office/word/2020/wordml/sdtdatahash" xmlns:w16se="http://schemas.microsoft.com/office/word/2015/wordml/symex" xmlns:wpg="http://schemas.microsoft.com/office/word/2010/wordprocessingGroup" xmlns:wpi="http://schemas.microsoft.com/office/word/2010/wordprocessingInk" xmlns:wne="http://schemas.microsoft.com/office/word/2006/wordml" xmlns:wps="http://schemas.microsoft.com/office/word/2010/wordprocessingShape" mc:Ignorable="w14 w15 w16se w16cid w16 w16cex w16sdtdh wp14">
+<w:ftr xmlns:wpc="http://schemas.microsoft.com/office/word/2010/wordprocessingCanvas" xmlns:cx="http://schemas.microsoft.com/office/drawing/2014/chartex" xmlns:cx1="http://schemas.microsoft.com/office/drawing/2015/9/8/chartex" xmlns:cx2="http://schemas.microsoft.com/office/drawing/2015/10/21/chartex" xmlns:cx3="http://schemas.microsoft.com/office/drawing/2016/5/9/chartex" xmlns:cx4="http://schemas.microsoft.com/office/drawing/2016/5/10/chartex" xmlns:cx5="http://schemas.microsoft.com/office/drawing/2016/5/11/chartex" xmlns:cx6="http://schemas.microsoft.com/office/drawing/2016/5/12/chartex" xmlns:cx7="http://schemas.microsoft.com/office/drawing/2016/5/13/chartex" xmlns:cx8="http://schemas.microsoft.com/office/drawing/2016/5/14/chartex" xmlns:mc="http://schemas.openxmlformats.org/markup-compatibility/2006" xmlns:aink="http://schemas.microsoft.com/office/drawing/2016/ink" xmlns:am3d="http://schemas.microsoft.com/office/drawing/2017/model3d" xmlns:o="urn:schemas-microsoft-com:office:office" xmlns:oel="http://schemas.microsoft.com/office/2019/extlst" xmlns:r="http://schemas.openxmlformats.org/officeDocument/2006/relationships" xmlns:m="http://schemas.openxmlformats.org/officeDocument/2006/math" xmlns:v="urn:schemas-microsoft-com:vml" xmlns:wp14="http://schemas.microsoft.com/office/word/2010/wordprocessingDrawing" xmlns:wp="http://schemas.openxmlformats.org/drawingml/2006/wordprocessingDrawing" xmlns:w10="urn:schemas-microsoft-com:office:word" xmlns:w="http://schemas.openxmlformats.org/wordprocessingml/2006/main" xmlns:w14="http://schemas.microsoft.com/office/word/2010/wordml" xmlns:w15="http://schemas.microsoft.com/office/word/2012/wordml" xmlns:w16cex="http://schemas.microsoft.com/office/word/2018/wordml/cex" xmlns:w16cid="http://schemas.microsoft.com/office/word/2016/wordml/cid" xmlns:w16="http://schemas.microsoft.com/office/word/2018/wordml" xmlns:w16du="http://schemas.microsoft.com/office/word/2023/wordml/word16du" xmlns:w16sdtdh="http://schemas.microsoft.com/office/word/2020/wordml/sdtdatahash" xmlns:w16sdtfl="http://schemas.microsoft.com/office/word/2024/wordml/sdtformatlock" xmlns:w16se="http://schemas.microsoft.com/office/word/2015/wordml/symex" xmlns:wpg="http://schemas.microsoft.com/office/word/2010/wordprocessingGroup" xmlns:wpi="http://schemas.microsoft.com/office/word/2010/wordprocessingInk" xmlns:wne="http://schemas.microsoft.com/office/word/2006/wordml" xmlns:wps="http://schemas.microsoft.com/office/word/2010/wordprocessingShape" mc:Ignorable="w14 w15 w16se w16cid w16 w16cex w16sdtdh w16sdtfl w16du wp14">
   <w:p>
     <w:pPr>
       <w:pStyle w:val="Footer"/>
@@ -764,7 +932,7 @@
 </file>
 
 <file path=word/footnotes.xml><?xml version="1.0" encoding="utf-8"?>
-<w:footnotes xmlns:wpc="http://schemas.microsoft.com/office/word/2010/wordprocessingCanvas" xmlns:cx="http://schemas.microsoft.com/office/drawing/2014/chartex" xmlns:cx1="http://schemas.microsoft.com/office/drawing/2015/9/8/chartex" xmlns:cx2="http://schemas.microsoft.com/office/drawing/2015/10/21/chartex" xmlns:cx3="http://schemas.microsoft.com/office/drawing/2016/5/9/chartex" xmlns:cx4="http://schemas.microsoft.com/office/drawing/2016/5/10/chartex" xmlns:cx5="http://schemas.microsoft.com/office/drawing/2016/5/11/chartex" xmlns:cx6="http://schemas.microsoft.com/office/drawing/2016/5/12/chartex" xmlns:cx7="http://schemas.microsoft.com/office/drawing/2016/5/13/chartex" xmlns:cx8="http://schemas.microsoft.com/office/drawing/2016/5/14/chartex" xmlns:mc="http://schemas.openxmlformats.org/markup-compatibility/2006" xmlns:aink="http://schemas.microsoft.com/office/drawing/2016/ink" xmlns:am3d="http://schemas.microsoft.com/office/drawing/2017/model3d" xmlns:o="urn:schemas-microsoft-com:office:office" xmlns:oel="http://schemas.microsoft.com/office/2019/extlst" xmlns:r="http://schemas.openxmlformats.org/officeDocument/2006/relationships" xmlns:m="http://schemas.openxmlformats.org/officeDocument/2006/math" xmlns:v="urn:schemas-microsoft-com:vml" xmlns:wp14="http://schemas.microsoft.com/office/word/2010/wordprocessingDrawing" xmlns:wp="http://schemas.openxmlformats.org/drawingml/2006/wordprocessingDrawing" xmlns:w10="urn:schemas-microsoft-com:office:word" xmlns:w="http://schemas.openxmlformats.org/wordprocessingml/2006/main" xmlns:w14="http://schemas.microsoft.com/office/word/2010/wordml" xmlns:w15="http://schemas.microsoft.com/office/word/2012/wordml" xmlns:w16cex="http://schemas.microsoft.com/office/word/2018/wordml/cex" xmlns:w16cid="http://schemas.microsoft.com/office/word/2016/wordml/cid" xmlns:w16="http://schemas.microsoft.com/office/word/2018/wordml" xmlns:w16sdtdh="http://schemas.microsoft.com/office/word/2020/wordml/sdtdatahash" xmlns:w16se="http://schemas.microsoft.com/office/word/2015/wordml/symex" xmlns:wpg="http://schemas.microsoft.com/office/word/2010/wordprocessingGroup" xmlns:wpi="http://schemas.microsoft.com/office/word/2010/wordprocessingInk" xmlns:wne="http://schemas.microsoft.com/office/word/2006/wordml" xmlns:wps="http://schemas.microsoft.com/office/word/2010/wordprocessingShape" mc:Ignorable="w14 w15 w16se w16cid w16 w16cex w16sdtdh wp14">
+<w:footnotes xmlns:wpc="http://schemas.microsoft.com/office/word/2010/wordprocessingCanvas" xmlns:cx="http://schemas.microsoft.com/office/drawing/2014/chartex" xmlns:cx1="http://schemas.microsoft.com/office/drawing/2015/9/8/chartex" xmlns:cx2="http://schemas.microsoft.com/office/drawing/2015/10/21/chartex" xmlns:cx3="http://schemas.microsoft.com/office/drawing/2016/5/9/chartex" xmlns:cx4="http://schemas.microsoft.com/office/drawing/2016/5/10/chartex" xmlns:cx5="http://schemas.microsoft.com/office/drawing/2016/5/11/chartex" xmlns:cx6="http://schemas.microsoft.com/office/drawing/2016/5/12/chartex" xmlns:cx7="http://schemas.microsoft.com/office/drawing/2016/5/13/chartex" xmlns:cx8="http://schemas.microsoft.com/office/drawing/2016/5/14/chartex" xmlns:mc="http://schemas.openxmlformats.org/markup-compatibility/2006" xmlns:aink="http://schemas.microsoft.com/office/drawing/2016/ink" xmlns:am3d="http://schemas.microsoft.com/office/drawing/2017/model3d" xmlns:o="urn:schemas-microsoft-com:office:office" xmlns:oel="http://schemas.microsoft.com/office/2019/extlst" xmlns:r="http://schemas.openxmlformats.org/officeDocument/2006/relationships" xmlns:m="http://schemas.openxmlformats.org/officeDocument/2006/math" xmlns:v="urn:schemas-microsoft-com:vml" xmlns:wp14="http://schemas.microsoft.com/office/word/2010/wordprocessingDrawing" xmlns:wp="http://schemas.openxmlformats.org/drawingml/2006/wordprocessingDrawing" xmlns:w10="urn:schemas-microsoft-com:office:word" xmlns:w="http://schemas.openxmlformats.org/wordprocessingml/2006/main" xmlns:w14="http://schemas.microsoft.com/office/word/2010/wordml" xmlns:w15="http://schemas.microsoft.com/office/word/2012/wordml" xmlns:w16cex="http://schemas.microsoft.com/office/word/2018/wordml/cex" xmlns:w16cid="http://schemas.microsoft.com/office/word/2016/wordml/cid" xmlns:w16="http://schemas.microsoft.com/office/word/2018/wordml" xmlns:w16du="http://schemas.microsoft.com/office/word/2023/wordml/word16du" xmlns:w16sdtdh="http://schemas.microsoft.com/office/word/2020/wordml/sdtdatahash" xmlns:w16sdtfl="http://schemas.microsoft.com/office/word/2024/wordml/sdtformatlock" xmlns:w16se="http://schemas.microsoft.com/office/word/2015/wordml/symex" xmlns:wpg="http://schemas.microsoft.com/office/word/2010/wordprocessingGroup" xmlns:wpi="http://schemas.microsoft.com/office/word/2010/wordprocessingInk" xmlns:wne="http://schemas.microsoft.com/office/word/2006/wordml" xmlns:wps="http://schemas.microsoft.com/office/word/2010/wordprocessingShape" mc:Ignorable="w14 w15 w16se w16cid w16 w16cex w16sdtdh w16sdtfl w16du wp14">
   <w:footnote w:type="separator" w:id="-1">
     <w:p>
       <w:pPr>
@@ -789,7 +957,7 @@
 </file>
 
 <file path=word/header1.xml><?xml version="1.0" encoding="utf-8"?>
-<w:hdr xmlns:wpc="http://schemas.microsoft.com/office/word/2010/wordprocessingCanvas" xmlns:cx="http://schemas.microsoft.com/office/drawing/2014/chartex" xmlns:cx1="http://schemas.microsoft.com/office/drawing/2015/9/8/chartex" xmlns:cx2="http://schemas.microsoft.com/office/drawing/2015/10/21/chartex" xmlns:cx3="http://schemas.microsoft.com/office/drawing/2016/5/9/chartex" xmlns:cx4="http://schemas.microsoft.com/office/drawing/2016/5/10/chartex" xmlns:cx5="http://schemas.microsoft.com/office/drawing/2016/5/11/chartex" xmlns:cx6="http://schemas.microsoft.com/office/drawing/2016/5/12/chartex" xmlns:cx7="http://schemas.microsoft.com/office/drawing/2016/5/13/chartex" xmlns:cx8="http://schemas.microsoft.com/office/drawing/2016/5/14/chartex" xmlns:mc="http://schemas.openxmlformats.org/markup-compatibility/2006" xmlns:aink="http://schemas.microsoft.com/office/drawing/2016/ink" xmlns:am3d="http://schemas.microsoft.com/office/drawing/2017/model3d" xmlns:o="urn:schemas-microsoft-com:office:office" xmlns:oel="http://schemas.microsoft.com/office/2019/extlst" xmlns:r="http://schemas.openxmlformats.org/officeDocument/2006/relationships" xmlns:m="http://schemas.openxmlformats.org/officeDocument/2006/math" xmlns:v="urn:schemas-microsoft-com:vml" xmlns:wp14="http://schemas.microsoft.com/office/word/2010/wordprocessingDrawing" xmlns:wp="http://schemas.openxmlformats.org/drawingml/2006/wordprocessingDrawing" xmlns:w10="urn:schemas-microsoft-com:office:word" xmlns:w="http://schemas.openxmlformats.org/wordprocessingml/2006/main" xmlns:w14="http://schemas.microsoft.com/office/word/2010/wordml" xmlns:w15="http://schemas.microsoft.com/office/word/2012/wordml" xmlns:w16cex="http://schemas.microsoft.com/office/word/2018/wordml/cex" xmlns:w16cid="http://schemas.microsoft.com/office/word/2016/wordml/cid" xmlns:w16="http://schemas.microsoft.com/office/word/2018/wordml" xmlns:w16sdtdh="http://schemas.microsoft.com/office/word/2020/wordml/sdtdatahash" xmlns:w16se="http://schemas.microsoft.com/office/word/2015/wordml/symex" xmlns:wpg="http://schemas.microsoft.com/office/word/2010/wordprocessingGroup" xmlns:wpi="http://schemas.microsoft.com/office/word/2010/wordprocessingInk" xmlns:wne="http://schemas.microsoft.com/office/word/2006/wordml" xmlns:wps="http://schemas.microsoft.com/office/word/2010/wordprocessingShape" mc:Ignorable="w14 w15 w16se w16cid w16 w16cex w16sdtdh wp14">
+<w:hdr xmlns:wpc="http://schemas.microsoft.com/office/word/2010/wordprocessingCanvas" xmlns:cx="http://schemas.microsoft.com/office/drawing/2014/chartex" xmlns:cx1="http://schemas.microsoft.com/office/drawing/2015/9/8/chartex" xmlns:cx2="http://schemas.microsoft.com/office/drawing/2015/10/21/chartex" xmlns:cx3="http://schemas.microsoft.com/office/drawing/2016/5/9/chartex" xmlns:cx4="http://schemas.microsoft.com/office/drawing/2016/5/10/chartex" xmlns:cx5="http://schemas.microsoft.com/office/drawing/2016/5/11/chartex" xmlns:cx6="http://schemas.microsoft.com/office/drawing/2016/5/12/chartex" xmlns:cx7="http://schemas.microsoft.com/office/drawing/2016/5/13/chartex" xmlns:cx8="http://schemas.microsoft.com/office/drawing/2016/5/14/chartex" xmlns:mc="http://schemas.openxmlformats.org/markup-compatibility/2006" xmlns:aink="http://schemas.microsoft.com/office/drawing/2016/ink" xmlns:am3d="http://schemas.microsoft.com/office/drawing/2017/model3d" xmlns:o="urn:schemas-microsoft-com:office:office" xmlns:oel="http://schemas.microsoft.com/office/2019/extlst" xmlns:r="http://schemas.openxmlformats.org/officeDocument/2006/relationships" xmlns:m="http://schemas.openxmlformats.org/officeDocument/2006/math" xmlns:v="urn:schemas-microsoft-com:vml" xmlns:wp14="http://schemas.microsoft.com/office/word/2010/wordprocessingDrawing" xmlns:wp="http://schemas.openxmlformats.org/drawingml/2006/wordprocessingDrawing" xmlns:w10="urn:schemas-microsoft-com:office:word" xmlns:w="http://schemas.openxmlformats.org/wordprocessingml/2006/main" xmlns:w14="http://schemas.microsoft.com/office/word/2010/wordml" xmlns:w15="http://schemas.microsoft.com/office/word/2012/wordml" xmlns:w16cex="http://schemas.microsoft.com/office/word/2018/wordml/cex" xmlns:w16cid="http://schemas.microsoft.com/office/word/2016/wordml/cid" xmlns:w16="http://schemas.microsoft.com/office/word/2018/wordml" xmlns:w16du="http://schemas.microsoft.com/office/word/2023/wordml/word16du" xmlns:w16sdtdh="http://schemas.microsoft.com/office/word/2020/wordml/sdtdatahash" xmlns:w16sdtfl="http://schemas.microsoft.com/office/word/2024/wordml/sdtformatlock" xmlns:w16se="http://schemas.microsoft.com/office/word/2015/wordml/symex" xmlns:wpg="http://schemas.microsoft.com/office/word/2010/wordprocessingGroup" xmlns:wpi="http://schemas.microsoft.com/office/word/2010/wordprocessingInk" xmlns:wne="http://schemas.microsoft.com/office/word/2006/wordml" xmlns:wps="http://schemas.microsoft.com/office/word/2010/wordprocessingShape" mc:Ignorable="w14 w15 w16se w16cid w16 w16cex w16sdtdh w16sdtfl w16du wp14">
   <w:p>
     <w:pPr>
       <w:pStyle w:val="Header"/>
@@ -799,7 +967,7 @@
 </file>
 
 <file path=word/header2.xml><?xml version="1.0" encoding="utf-8"?>
-<w:hdr xmlns:wpc="http://schemas.microsoft.com/office/word/2010/wordprocessingCanvas" xmlns:cx="http://schemas.microsoft.com/office/drawing/2014/chartex" xmlns:cx1="http://schemas.microsoft.com/office/drawing/2015/9/8/chartex" xmlns:cx2="http://schemas.microsoft.com/office/drawing/2015/10/21/chartex" xmlns:cx3="http://schemas.microsoft.com/office/drawing/2016/5/9/chartex" xmlns:cx4="http://schemas.microsoft.com/office/drawing/2016/5/10/chartex" xmlns:cx5="http://schemas.microsoft.com/office/drawing/2016/5/11/chartex" xmlns:cx6="http://schemas.microsoft.com/office/drawing/2016/5/12/chartex" xmlns:cx7="http://schemas.microsoft.com/office/drawing/2016/5/13/chartex" xmlns:cx8="http://schemas.microsoft.com/office/drawing/2016/5/14/chartex" xmlns:mc="http://schemas.openxmlformats.org/markup-compatibility/2006" xmlns:aink="http://schemas.microsoft.com/office/drawing/2016/ink" xmlns:am3d="http://schemas.microsoft.com/office/drawing/2017/model3d" xmlns:o="urn:schemas-microsoft-com:office:office" xmlns:oel="http://schemas.microsoft.com/office/2019/extlst" xmlns:r="http://schemas.openxmlformats.org/officeDocument/2006/relationships" xmlns:m="http://schemas.openxmlformats.org/officeDocument/2006/math" xmlns:v="urn:schemas-microsoft-com:vml" xmlns:wp14="http://schemas.microsoft.com/office/word/2010/wordprocessingDrawing" xmlns:wp="http://schemas.openxmlformats.org/drawingml/2006/wordprocessingDrawing" xmlns:w10="urn:schemas-microsoft-com:office:word" xmlns:w="http://schemas.openxmlformats.org/wordprocessingml/2006/main" xmlns:w14="http://schemas.microsoft.com/office/word/2010/wordml" xmlns:w15="http://schemas.microsoft.com/office/word/2012/wordml" xmlns:w16cex="http://schemas.microsoft.com/office/word/2018/wordml/cex" xmlns:w16cid="http://schemas.microsoft.com/office/word/2016/wordml/cid" xmlns:w16="http://schemas.microsoft.com/office/word/2018/wordml" xmlns:w16sdtdh="http://schemas.microsoft.com/office/word/2020/wordml/sdtdatahash" xmlns:w16se="http://schemas.microsoft.com/office/word/2015/wordml/symex" xmlns:wpg="http://schemas.microsoft.com/office/word/2010/wordprocessingGroup" xmlns:wpi="http://schemas.microsoft.com/office/word/2010/wordprocessingInk" xmlns:wne="http://schemas.microsoft.com/office/word/2006/wordml" xmlns:wps="http://schemas.microsoft.com/office/word/2010/wordprocessingShape" mc:Ignorable="w14 w15 w16se w16cid w16 w16cex w16sdtdh wp14">
+<w:hdr xmlns:wpc="http://schemas.microsoft.com/office/word/2010/wordprocessingCanvas" xmlns:cx="http://schemas.microsoft.com/office/drawing/2014/chartex" xmlns:cx1="http://schemas.microsoft.com/office/drawing/2015/9/8/chartex" xmlns:cx2="http://schemas.microsoft.com/office/drawing/2015/10/21/chartex" xmlns:cx3="http://schemas.microsoft.com/office/drawing/2016/5/9/chartex" xmlns:cx4="http://schemas.microsoft.com/office/drawing/2016/5/10/chartex" xmlns:cx5="http://schemas.microsoft.com/office/drawing/2016/5/11/chartex" xmlns:cx6="http://schemas.microsoft.com/office/drawing/2016/5/12/chartex" xmlns:cx7="http://schemas.microsoft.com/office/drawing/2016/5/13/chartex" xmlns:cx8="http://schemas.microsoft.com/office/drawing/2016/5/14/chartex" xmlns:mc="http://schemas.openxmlformats.org/markup-compatibility/2006" xmlns:aink="http://schemas.microsoft.com/office/drawing/2016/ink" xmlns:am3d="http://schemas.microsoft.com/office/drawing/2017/model3d" xmlns:o="urn:schemas-microsoft-com:office:office" xmlns:oel="http://schemas.microsoft.com/office/2019/extlst" xmlns:r="http://schemas.openxmlformats.org/officeDocument/2006/relationships" xmlns:m="http://schemas.openxmlformats.org/officeDocument/2006/math" xmlns:v="urn:schemas-microsoft-com:vml" xmlns:wp14="http://schemas.microsoft.com/office/word/2010/wordprocessingDrawing" xmlns:wp="http://schemas.openxmlformats.org/drawingml/2006/wordprocessingDrawing" xmlns:w10="urn:schemas-microsoft-com:office:word" xmlns:w="http://schemas.openxmlformats.org/wordprocessingml/2006/main" xmlns:w14="http://schemas.microsoft.com/office/word/2010/wordml" xmlns:w15="http://schemas.microsoft.com/office/word/2012/wordml" xmlns:w16cex="http://schemas.microsoft.com/office/word/2018/wordml/cex" xmlns:w16cid="http://schemas.microsoft.com/office/word/2016/wordml/cid" xmlns:w16="http://schemas.microsoft.com/office/word/2018/wordml" xmlns:w16du="http://schemas.microsoft.com/office/word/2023/wordml/word16du" xmlns:w16sdtdh="http://schemas.microsoft.com/office/word/2020/wordml/sdtdatahash" xmlns:w16sdtfl="http://schemas.microsoft.com/office/word/2024/wordml/sdtformatlock" xmlns:w16se="http://schemas.microsoft.com/office/word/2015/wordml/symex" xmlns:wpg="http://schemas.microsoft.com/office/word/2010/wordprocessingGroup" xmlns:wpi="http://schemas.microsoft.com/office/word/2010/wordprocessingInk" xmlns:wne="http://schemas.microsoft.com/office/word/2006/wordml" xmlns:wps="http://schemas.microsoft.com/office/word/2010/wordprocessingShape" mc:Ignorable="w14 w15 w16se w16cid w16 w16cex w16sdtdh w16sdtfl w16du wp14">
   <w:p>
     <w:pPr>
       <w:pStyle w:val="Header"/>
@@ -810,7 +978,7 @@
 </file>
 
 <file path=word/header3.xml><?xml version="1.0" encoding="utf-8"?>
-<w:hdr xmlns:wpc="http://schemas.microsoft.com/office/word/2010/wordprocessingCanvas" xmlns:cx="http://schemas.microsoft.com/office/drawing/2014/chartex" xmlns:cx1="http://schemas.microsoft.com/office/drawing/2015/9/8/chartex" xmlns:cx2="http://schemas.microsoft.com/office/drawing/2015/10/21/chartex" xmlns:cx3="http://schemas.microsoft.com/office/drawing/2016/5/9/chartex" xmlns:cx4="http://schemas.microsoft.com/office/drawing/2016/5/10/chartex" xmlns:cx5="http://schemas.microsoft.com/office/drawing/2016/5/11/chartex" xmlns:cx6="http://schemas.microsoft.com/office/drawing/2016/5/12/chartex" xmlns:cx7="http://schemas.microsoft.com/office/drawing/2016/5/13/chartex" xmlns:cx8="http://schemas.microsoft.com/office/drawing/2016/5/14/chartex" xmlns:mc="http://schemas.openxmlformats.org/markup-compatibility/2006" xmlns:aink="http://schemas.microsoft.com/office/drawing/2016/ink" xmlns:am3d="http://schemas.microsoft.com/office/drawing/2017/model3d" xmlns:o="urn:schemas-microsoft-com:office:office" xmlns:oel="http://schemas.microsoft.com/office/2019/extlst" xmlns:r="http://schemas.openxmlformats.org/officeDocument/2006/relationships" xmlns:m="http://schemas.openxmlformats.org/officeDocument/2006/math" xmlns:v="urn:schemas-microsoft-com:vml" xmlns:wp14="http://schemas.microsoft.com/office/word/2010/wordprocessingDrawing" xmlns:wp="http://schemas.openxmlformats.org/drawingml/2006/wordprocessingDrawing" xmlns:w10="urn:schemas-microsoft-com:office:word" xmlns:w="http://schemas.openxmlformats.org/wordprocessingml/2006/main" xmlns:w14="http://schemas.microsoft.com/office/word/2010/wordml" xmlns:w15="http://schemas.microsoft.com/office/word/2012/wordml" xmlns:w16cex="http://schemas.microsoft.com/office/word/2018/wordml/cex" xmlns:w16cid="http://schemas.microsoft.com/office/word/2016/wordml/cid" xmlns:w16="http://schemas.microsoft.com/office/word/2018/wordml" xmlns:w16sdtdh="http://schemas.microsoft.com/office/word/2020/wordml/sdtdatahash" xmlns:w16se="http://schemas.microsoft.com/office/word/2015/wordml/symex" xmlns:wpg="http://schemas.microsoft.com/office/word/2010/wordprocessingGroup" xmlns:wpi="http://schemas.microsoft.com/office/word/2010/wordprocessingInk" xmlns:wne="http://schemas.microsoft.com/office/word/2006/wordml" xmlns:wps="http://schemas.microsoft.com/office/word/2010/wordprocessingShape" mc:Ignorable="w14 w15 w16se w16cid w16 w16cex w16sdtdh wp14">
+<w:hdr xmlns:wpc="http://schemas.microsoft.com/office/word/2010/wordprocessingCanvas" xmlns:cx="http://schemas.microsoft.com/office/drawing/2014/chartex" xmlns:cx1="http://schemas.microsoft.com/office/drawing/2015/9/8/chartex" xmlns:cx2="http://schemas.microsoft.com/office/drawing/2015/10/21/chartex" xmlns:cx3="http://schemas.microsoft.com/office/drawing/2016/5/9/chartex" xmlns:cx4="http://schemas.microsoft.com/office/drawing/2016/5/10/chartex" xmlns:cx5="http://schemas.microsoft.com/office/drawing/2016/5/11/chartex" xmlns:cx6="http://schemas.microsoft.com/office/drawing/2016/5/12/chartex" xmlns:cx7="http://schemas.microsoft.com/office/drawing/2016/5/13/chartex" xmlns:cx8="http://schemas.microsoft.com/office/drawing/2016/5/14/chartex" xmlns:mc="http://schemas.openxmlformats.org/markup-compatibility/2006" xmlns:aink="http://schemas.microsoft.com/office/drawing/2016/ink" xmlns:am3d="http://schemas.microsoft.com/office/drawing/2017/model3d" xmlns:o="urn:schemas-microsoft-com:office:office" xmlns:oel="http://schemas.microsoft.com/office/2019/extlst" xmlns:r="http://schemas.openxmlformats.org/officeDocument/2006/relationships" xmlns:m="http://schemas.openxmlformats.org/officeDocument/2006/math" xmlns:v="urn:schemas-microsoft-com:vml" xmlns:wp14="http://schemas.microsoft.com/office/word/2010/wordprocessingDrawing" xmlns:wp="http://schemas.openxmlformats.org/drawingml/2006/wordprocessingDrawing" xmlns:w10="urn:schemas-microsoft-com:office:word" xmlns:w="http://schemas.openxmlformats.org/wordprocessingml/2006/main" xmlns:w14="http://schemas.microsoft.com/office/word/2010/wordml" xmlns:w15="http://schemas.microsoft.com/office/word/2012/wordml" xmlns:w16cex="http://schemas.microsoft.com/office/word/2018/wordml/cex" xmlns:w16cid="http://schemas.microsoft.com/office/word/2016/wordml/cid" xmlns:w16="http://schemas.microsoft.com/office/word/2018/wordml" xmlns:w16du="http://schemas.microsoft.com/office/word/2023/wordml/word16du" xmlns:w16sdtdh="http://schemas.microsoft.com/office/word/2020/wordml/sdtdatahash" xmlns:w16sdtfl="http://schemas.microsoft.com/office/word/2024/wordml/sdtformatlock" xmlns:w16se="http://schemas.microsoft.com/office/word/2015/wordml/symex" xmlns:wpg="http://schemas.microsoft.com/office/word/2010/wordprocessingGroup" xmlns:wpi="http://schemas.microsoft.com/office/word/2010/wordprocessingInk" xmlns:wne="http://schemas.microsoft.com/office/word/2006/wordml" xmlns:wps="http://schemas.microsoft.com/office/word/2010/wordprocessingShape" mc:Ignorable="w14 w15 w16se w16cid w16 w16cex w16sdtdh w16sdtfl w16du wp14">
   <w:p>
     <w:pPr>
       <w:pStyle w:val="Header"/>
@@ -819,7 +987,7 @@
     <w:r>
       <w:tab/>
       <w:tab/>
-      <w:t>2026-06-17</w:t>
+      <w:t>2026-06-18</w:t>
       <w:br/>
       <w:br/>
     </w:r>
@@ -836,7 +1004,7 @@
 </file>
 
 <file path=word/numbering.xml><?xml version="1.0" encoding="utf-8"?>
-<w:numbering xmlns:wpc="http://schemas.microsoft.com/office/word/2010/wordprocessingCanvas" xmlns:cx="http://schemas.microsoft.com/office/drawing/2014/chartex" xmlns:cx1="http://schemas.microsoft.com/office/drawing/2015/9/8/chartex" xmlns:cx2="http://schemas.microsoft.com/office/drawing/2015/10/21/chartex" xmlns:cx3="http://schemas.microsoft.com/office/drawing/2016/5/9/chartex" xmlns:cx4="http://schemas.microsoft.com/office/drawing/2016/5/10/chartex" xmlns:cx5="http://schemas.microsoft.com/office/drawing/2016/5/11/chartex" xmlns:cx6="http://schemas.microsoft.com/office/drawing/2016/5/12/chartex" xmlns:cx7="http://schemas.microsoft.com/office/drawing/2016/5/13/chartex" xmlns:cx8="http://schemas.microsoft.com/office/drawing/2016/5/14/chartex" xmlns:mc="http://schemas.openxmlformats.org/markup-compatibility/2006" xmlns:aink="http://schemas.microsoft.com/office/drawing/2016/ink" xmlns:am3d="http://schemas.microsoft.com/office/drawing/2017/model3d" xmlns:o="urn:schemas-microsoft-com:office:office" xmlns:oel="http://schemas.microsoft.com/office/2019/extlst" xmlns:r="http://schemas.openxmlformats.org/officeDocument/2006/relationships" xmlns:m="http://schemas.openxmlformats.org/officeDocument/2006/math" xmlns:v="urn:schemas-microsoft-com:vml" xmlns:wp14="http://schemas.microsoft.com/office/word/2010/wordprocessingDrawing" xmlns:wp="http://schemas.openxmlformats.org/drawingml/2006/wordprocessingDrawing" xmlns:w10="urn:schemas-microsoft-com:office:word" xmlns:w="http://schemas.openxmlformats.org/wordprocessingml/2006/main" xmlns:w14="http://schemas.microsoft.com/office/word/2010/wordml" xmlns:w15="http://schemas.microsoft.com/office/word/2012/wordml" xmlns:w16cex="http://schemas.microsoft.com/office/word/2018/wordml/cex" xmlns:w16cid="http://schemas.microsoft.com/office/word/2016/wordml/cid" xmlns:w16="http://schemas.microsoft.com/office/word/2018/wordml" xmlns:w16sdtdh="http://schemas.microsoft.com/office/word/2020/wordml/sdtdatahash" xmlns:w16se="http://schemas.microsoft.com/office/word/2015/wordml/symex" xmlns:wpg="http://schemas.microsoft.com/office/word/2010/wordprocessingGroup" xmlns:wpi="http://schemas.microsoft.com/office/word/2010/wordprocessingInk" xmlns:wne="http://schemas.microsoft.com/office/word/2006/wordml" xmlns:wps="http://schemas.microsoft.com/office/word/2010/wordprocessingShape" mc:Ignorable="w14 w15 w16se w16cid w16 w16cex w16sdtdh wp14">
+<w:numbering xmlns:wpc="http://schemas.microsoft.com/office/word/2010/wordprocessingCanvas" xmlns:cx="http://schemas.microsoft.com/office/drawing/2014/chartex" xmlns:cx1="http://schemas.microsoft.com/office/drawing/2015/9/8/chartex" xmlns:cx2="http://schemas.microsoft.com/office/drawing/2015/10/21/chartex" xmlns:cx3="http://schemas.microsoft.com/office/drawing/2016/5/9/chartex" xmlns:cx4="http://schemas.microsoft.com/office/drawing/2016/5/10/chartex" xmlns:cx5="http://schemas.microsoft.com/office/drawing/2016/5/11/chartex" xmlns:cx6="http://schemas.microsoft.com/office/drawing/2016/5/12/chartex" xmlns:cx7="http://schemas.microsoft.com/office/drawing/2016/5/13/chartex" xmlns:cx8="http://schemas.microsoft.com/office/drawing/2016/5/14/chartex" xmlns:mc="http://schemas.openxmlformats.org/markup-compatibility/2006" xmlns:aink="http://schemas.microsoft.com/office/drawing/2016/ink" xmlns:am3d="http://schemas.microsoft.com/office/drawing/2017/model3d" xmlns:o="urn:schemas-microsoft-com:office:office" xmlns:oel="http://schemas.microsoft.com/office/2019/extlst" xmlns:r="http://schemas.openxmlformats.org/officeDocument/2006/relationships" xmlns:m="http://schemas.openxmlformats.org/officeDocument/2006/math" xmlns:v="urn:schemas-microsoft-com:vml" xmlns:wp14="http://schemas.microsoft.com/office/word/2010/wordprocessingDrawing" xmlns:wp="http://schemas.openxmlformats.org/drawingml/2006/wordprocessingDrawing" xmlns:w10="urn:schemas-microsoft-com:office:word" xmlns:w="http://schemas.openxmlformats.org/wordprocessingml/2006/main" xmlns:w14="http://schemas.microsoft.com/office/word/2010/wordml" xmlns:w15="http://schemas.microsoft.com/office/word/2012/wordml" xmlns:w16cex="http://schemas.microsoft.com/office/word/2018/wordml/cex" xmlns:w16cid="http://schemas.microsoft.com/office/word/2016/wordml/cid" xmlns:w16="http://schemas.microsoft.com/office/word/2018/wordml" xmlns:w16du="http://schemas.microsoft.com/office/word/2023/wordml/word16du" xmlns:w16sdtdh="http://schemas.microsoft.com/office/word/2020/wordml/sdtdatahash" xmlns:w16sdtfl="http://schemas.microsoft.com/office/word/2024/wordml/sdtformatlock" xmlns:w16se="http://schemas.microsoft.com/office/word/2015/wordml/symex" xmlns:wpg="http://schemas.microsoft.com/office/word/2010/wordprocessingGroup" xmlns:wpi="http://schemas.microsoft.com/office/word/2010/wordprocessingInk" xmlns:wne="http://schemas.microsoft.com/office/word/2006/wordml" xmlns:wps="http://schemas.microsoft.com/office/word/2010/wordprocessingShape" mc:Ignorable="w14 w15 w16se w16cid w16 w16cex w16sdtdh w16sdtfl w16du wp14">
   <w:abstractNum w:abstractNumId="0" w15:restartNumberingAfterBreak="0">
     <w:nsid w:val="FFFFFF7C"/>
     <w:multiLevelType w:val="singleLevel"/>
@@ -1039,7 +1207,7 @@
 </file>
 
 <file path=word/styles.xml><?xml version="1.0" encoding="utf-8"?>
-<w:styles xmlns:mc="http://schemas.openxmlformats.org/markup-compatibility/2006" xmlns:r="http://schemas.openxmlformats.org/officeDocument/2006/relationships" xmlns:w="http://schemas.openxmlformats.org/wordprocessingml/2006/main" xmlns:w14="http://schemas.microsoft.com/office/word/2010/wordml" xmlns:w15="http://schemas.microsoft.com/office/word/2012/wordml" xmlns:w16cex="http://schemas.microsoft.com/office/word/2018/wordml/cex" xmlns:w16cid="http://schemas.microsoft.com/office/word/2016/wordml/cid" xmlns:w16="http://schemas.microsoft.com/office/word/2018/wordml" xmlns:w16sdtdh="http://schemas.microsoft.com/office/word/2020/wordml/sdtdatahash" xmlns:w16se="http://schemas.microsoft.com/office/word/2015/wordml/symex" mc:Ignorable="w14 w15 w16se w16cid w16 w16cex w16sdtdh">
+<w:styles xmlns:mc="http://schemas.openxmlformats.org/markup-compatibility/2006" xmlns:r="http://schemas.openxmlformats.org/officeDocument/2006/relationships" xmlns:w="http://schemas.openxmlformats.org/wordprocessingml/2006/main" xmlns:w14="http://schemas.microsoft.com/office/word/2010/wordml" xmlns:w15="http://schemas.microsoft.com/office/word/2012/wordml" xmlns:w16cex="http://schemas.microsoft.com/office/word/2018/wordml/cex" xmlns:w16cid="http://schemas.microsoft.com/office/word/2016/wordml/cid" xmlns:w16="http://schemas.microsoft.com/office/word/2018/wordml" xmlns:w16du="http://schemas.microsoft.com/office/word/2023/wordml/word16du" xmlns:w16sdtdh="http://schemas.microsoft.com/office/word/2020/wordml/sdtdatahash" xmlns:w16sdtfl="http://schemas.microsoft.com/office/word/2024/wordml/sdtformatlock" xmlns:w16se="http://schemas.microsoft.com/office/word/2015/wordml/symex" mc:Ignorable="w14 w15 w16se w16cid w16 w16cex w16sdtdh w16sdtfl w16du">
   <w:docDefaults>
     <w:rPrDefault>
       <w:rPr>
@@ -1797,7 +1965,7 @@
     <w:link w:val="TitleChar"/>
     <w:uiPriority w:val="10"/>
     <w:qFormat/>
-    <w:rsid w:val="007106C8"/>
+    <w:rsid w:val="00E854FA"/>
     <w:pPr>
       <w:spacing w:after="300" w:line="240" w:lineRule="auto"/>
       <w:contextualSpacing/>
@@ -1807,7 +1975,7 @@
       <w:rFonts w:eastAsiaTheme="majorEastAsia" w:cstheme="majorBidi"/>
       <w:spacing w:val="5"/>
       <w:kern w:val="28"/>
-      <w:sz w:val="52"/>
+      <w:sz w:val="40"/>
       <w:szCs w:val="52"/>
       <w:lang w:val="sv-SE" w:eastAsia="en-US" w:bidi="ar-SA"/>
     </w:rPr>
@@ -1817,12 +1985,12 @@
     <w:basedOn w:val="DefaultParagraphFont"/>
     <w:link w:val="Title"/>
     <w:uiPriority w:val="10"/>
-    <w:rsid w:val="007106C8"/>
+    <w:rsid w:val="00E854FA"/>
     <w:rPr>
       <w:rFonts w:ascii="Times New Roman" w:eastAsiaTheme="majorEastAsia" w:hAnsi="Times New Roman" w:cstheme="majorBidi"/>
       <w:spacing w:val="5"/>
       <w:kern w:val="28"/>
-      <w:sz w:val="52"/>
+      <w:sz w:val="40"/>
       <w:szCs w:val="52"/>
       <w:lang w:val="sv-SE" w:eastAsia="en-US" w:bidi="ar-SA"/>
     </w:rPr>

--- a/klagomål/A 4470-2026 FSC-klagomål.docx
+++ b/klagomål/A 4470-2026 FSC-klagomål.docx
@@ -987,7 +987,7 @@
     <w:r>
       <w:tab/>
       <w:tab/>
-      <w:t>2026-06-18</w:t>
+      <w:t>2026-06-19</w:t>
       <w:br/>
       <w:br/>
     </w:r>

--- a/klagomål/A 4470-2026 FSC-klagomål.docx
+++ b/klagomål/A 4470-2026 FSC-klagomål.docx
@@ -987,7 +987,7 @@
     <w:r>
       <w:tab/>
       <w:tab/>
-      <w:t>2026-06-19</w:t>
+      <w:t>2026-06-20</w:t>
       <w:br/>
       <w:br/>
     </w:r>

--- a/klagomål/A 4470-2026 FSC-klagomål.docx
+++ b/klagomål/A 4470-2026 FSC-klagomål.docx
@@ -168,38 +168,7 @@
     </w:p>
     <w:p>
       <w:r>
-        <w:t>Detta dokument behandlar höga naturvärden i avverkningsanmälan A 4470-2026 i Piteå kommun som inkom 2026-01-23 och omfattar 2,5 ha.</w:t>
-      </w:r>
-    </w:p>
-    <w:p>
-      <w:r>
-        <w:t>Nedan presenteras fynd av naturvårdsarter och fridlysta arter som gjorts i det avverkningsanmälda området, samt relevanta utdrag ur standarderna för FSC, Chain of Custody, Controlled Wood och PEFC. I BILAGA 1 finns artfakta om fridlysta och rödlistade arter.</w:t>
-      </w:r>
-    </w:p>
-    <w:p>
-      <w:r>
-        <w:t>Vi förväntar oss att ni återkommer med ett skriftligt svar på vårt klagomål och även beskriver vilka korrigerande åtgärder ni satt in för att rätta till identifierade brister i er efterlevnad av den svenska FSC standarden.</w:t>
-      </w:r>
-    </w:p>
-    <w:p>
-      <w:pPr>
-        <w:pStyle w:val="Heading1"/>
-      </w:pPr>
-      <w:r>
-        <w:t>Naturvårdsarter</w:t>
-      </w:r>
-    </w:p>
-    <w:p>
-      <w:r>
-        <w:t>I avverkningsanmälan har följande 2 naturvårdsarter hittats: lavskrika (NT, T, §4) och lunglav (NT, T). Av dessa är 2 rödlistade. För rödlistade arter har rödlistekategorin angivits inom parentes. Typiska arter inom Natura 2000 som är kopplade till skogsekosystem har markerats med (T). För fridlysta arter anges även paragrafen i Artskyddsförordningen som arten är fridlyst enligt.</w:t>
-      </w:r>
-    </w:p>
-    <w:p>
-      <w:r>
-        <w:t>De påträffade naturvårdsarterna är ett tydligt kvitto på att det rör sig om en skog med höga naturvärden.</w:t>
-      </w:r>
-      <w:r>
-        <w:t xml:space="preserve"> I Figur 1 visas fyndplatser för naturvårdsarter i området, som finns registrerade på Artportalen.</w:t>
+        <w:t>Detta klagomål behandlar höga naturvärden i avverkningsanmälan A 4470-2026 i Piteå kommun som inkom 2026-01-23 och omfattar 2,5 ha.</w:t>
       </w:r>
     </w:p>
     <w:p>
@@ -247,34 +216,35 @@
         <w:spacing w:after="240"/>
       </w:pPr>
       <w:r>
-        <w:t>Figur 1. Fyndplatser för naturvårdsarter i avverkningsanmälan (röd linje). Markörer utan svart kant är placerade på fyndplatsen. Markörer med svart kant är placerade vid sidan av fyndplatsen och har ett svart streck som visar fyndplatsens exakta position. Kartans mittpunktskoordinat är N 7254910, E 761453 i SWEREF 99 TM.</w:t>
+        <w:t>Figur 1. Fyndplatser för naturvårdsarter i avverkningsanmälan. Markörer utan svart kant är placerade på fyndplatsen. Markörer med svart kant är placerade vid sidan av fyndplatsen har ett svart streck som visar fyndplatsens exakta position. Kartans mittpunktskoordinat är N 7254910, E 761453 i SWEREF 99 TM.</w:t>
+      </w:r>
+    </w:p>
+    <w:p>
+      <w:r>
+        <w:t>I avverkningsanmälan finns fynd av 2 naturvårdsarter, varav 2 är rödlistade, 1 är fridlyst och 2 är typiska (T): lavskrika (NT, T, §4) och lunglav (NT, T). Se Figur 1.</w:t>
+      </w:r>
+    </w:p>
+    <w:p>
+      <w:r>
+        <w:t>Nedan presenteras relevanta utdrag ur standarderna för FSC, Chain of Custody, Controlled Wood och PEFC.</w:t>
+      </w:r>
+    </w:p>
+    <w:p>
+      <w:r>
+        <w:t>Vi förväntar oss att ni återkommer med ett skriftligt svar på vårt klagomål och även beskriver vilka korrigerande åtgärder ni satt in för att rätta till identifierade brister i er efterlevnad av den svenska FSC standarden.</w:t>
       </w:r>
     </w:p>
     <w:p>
       <w:pPr>
-        <w:pStyle w:val="Heading2"/>
+        <w:pStyle w:val="Heading1"/>
       </w:pPr>
       <w:r>
-        <w:t>Fridlysta arter</w:t>
+        <w:t>Naturvårdsarter och fridlysta arter</w:t>
       </w:r>
     </w:p>
     <w:p>
       <w:r>
-        <w:t>Följande fridlysta arter har sina livsmiljöer och växtplatser i den avverkningsanmälda skogen: lavskrika (NT, T, §4).</w:t>
-      </w:r>
-    </w:p>
-    <w:p>
-      <w:r>
-        <w:t xml:space="preserve">Observera att medlemsländerna är skyldiga att agera i enlighet med EU:s fågeldirektiv där det uttryckligen står att direktivet gäller för fåglar samt för deras ägg, bon och </w:t>
-      </w:r>
-      <w:r>
-        <w:rPr>
-          <w:b/>
-        </w:rPr>
-        <w:t xml:space="preserve">livsmiljöer </w:t>
-      </w:r>
-      <w:r>
-        <w:t>(artikel 1). Vidare att de åtgärder som vidtas inte får leda till en försämring av den nuvarande situationen beträffande bevarandet av de fågelarter som avses i artikel 1 (artikel 13). Fågeldirektivet är styrande för tillsynsansvariga myndigheters ärendehantering, ställningstaganden och beslutsfattande.</w:t>
+        <w:t>Nedan följer beskrivningar av de naturvårdsarter och fridlysta arter som har sina livsmiljöer och växtplatser i den avverkningsanmälda skogen. Se även ytterligare artfakta i BILAGA 1. De påträffade naturvårdsarterna är ett tydligt kvitto på att det rör sig om en skog med höga naturvärden.</w:t>
       </w:r>
     </w:p>
     <w:p>
@@ -295,19 +265,6 @@
       </w:r>
       <w:r>
         <w:t xml:space="preserve"> (SLU Artdatabanken, 2026; Skogsstyrelsen 2016).</w:t>
-      </w:r>
-    </w:p>
-    <w:p>
-      <w:r>
-        <w:t>I BILAGA 1 finns mer detaljerad information om ekologi samt krav på livsmiljö hos fridlysta arter.</w:t>
-      </w:r>
-    </w:p>
-    <w:p>
-      <w:pPr>
-        <w:pStyle w:val="Heading2"/>
-      </w:pPr>
-      <w:r>
-        <w:t>Övriga naturvårdsarter</w:t>
       </w:r>
     </w:p>
     <w:p>
@@ -987,7 +944,7 @@
     <w:r>
       <w:tab/>
       <w:tab/>
-      <w:t>2026-06-20</w:t>
+      <w:t>2026-06-21</w:t>
       <w:br/>
       <w:br/>
     </w:r>

--- a/klagomål/A 4470-2026 FSC-klagomål.docx
+++ b/klagomål/A 4470-2026 FSC-klagomål.docx
@@ -944,7 +944,7 @@
     <w:r>
       <w:tab/>
       <w:tab/>
-      <w:t>2026-06-21</w:t>
+      <w:t>2026-06-22</w:t>
       <w:br/>
       <w:br/>
     </w:r>

--- a/klagomål/A 4470-2026 FSC-klagomål.docx
+++ b/klagomål/A 4470-2026 FSC-klagomål.docx
@@ -944,7 +944,7 @@
     <w:r>
       <w:tab/>
       <w:tab/>
-      <w:t>2026-06-22</w:t>
+      <w:t>2026-06-23</w:t>
       <w:br/>
       <w:br/>
     </w:r>

--- a/klagomål/A 4470-2026 FSC-klagomål.docx
+++ b/klagomål/A 4470-2026 FSC-klagomål.docx
@@ -944,7 +944,7 @@
     <w:r>
       <w:tab/>
       <w:tab/>
-      <w:t>2026-06-23</w:t>
+      <w:t>2026-06-24</w:t>
       <w:br/>
       <w:br/>
     </w:r>

--- a/klagomål/A 4470-2026 FSC-klagomål.docx
+++ b/klagomål/A 4470-2026 FSC-klagomål.docx
@@ -944,7 +944,7 @@
     <w:r>
       <w:tab/>
       <w:tab/>
-      <w:t>2026-06-24</w:t>
+      <w:t>2026-06-25</w:t>
       <w:br/>
       <w:br/>
     </w:r>

--- a/klagomål/A 4470-2026 FSC-klagomål.docx
+++ b/klagomål/A 4470-2026 FSC-klagomål.docx
@@ -944,7 +944,7 @@
     <w:r>
       <w:tab/>
       <w:tab/>
-      <w:t>2026-06-25</w:t>
+      <w:t>2026-06-26</w:t>
       <w:br/>
       <w:br/>
     </w:r>

--- a/klagomål/A 4470-2026 FSC-klagomål.docx
+++ b/klagomål/A 4470-2026 FSC-klagomål.docx
@@ -944,7 +944,7 @@
     <w:r>
       <w:tab/>
       <w:tab/>
-      <w:t>2026-06-26</w:t>
+      <w:t>2026-06-27</w:t>
       <w:br/>
       <w:br/>
     </w:r>

--- a/klagomål/A 4470-2026 FSC-klagomål.docx
+++ b/klagomål/A 4470-2026 FSC-klagomål.docx
@@ -944,7 +944,7 @@
     <w:r>
       <w:tab/>
       <w:tab/>
-      <w:t>2026-06-27</w:t>
+      <w:t>2026-06-28</w:t>
       <w:br/>
       <w:br/>
     </w:r>

--- a/klagomål/A 4470-2026 FSC-klagomål.docx
+++ b/klagomål/A 4470-2026 FSC-klagomål.docx
@@ -944,7 +944,7 @@
     <w:r>
       <w:tab/>
       <w:tab/>
-      <w:t>2026-06-28</w:t>
+      <w:t>2026-06-29</w:t>
       <w:br/>
       <w:br/>
     </w:r>

--- a/klagomål/A 4470-2026 FSC-klagomål.docx
+++ b/klagomål/A 4470-2026 FSC-klagomål.docx
@@ -944,7 +944,7 @@
     <w:r>
       <w:tab/>
       <w:tab/>
-      <w:t>2026-06-29</w:t>
+      <w:t>2026-06-30</w:t>
       <w:br/>
       <w:br/>
     </w:r>

--- a/klagomål/A 4470-2026 FSC-klagomål.docx
+++ b/klagomål/A 4470-2026 FSC-klagomål.docx
@@ -944,7 +944,7 @@
     <w:r>
       <w:tab/>
       <w:tab/>
-      <w:t>2026-06-30</w:t>
+      <w:t>2026-07-01</w:t>
       <w:br/>
       <w:br/>
     </w:r>

--- a/klagomål/A 4470-2026 FSC-klagomål.docx
+++ b/klagomål/A 4470-2026 FSC-klagomål.docx
@@ -944,7 +944,7 @@
     <w:r>
       <w:tab/>
       <w:tab/>
-      <w:t>2026-07-01</w:t>
+      <w:t>2026-07-02</w:t>
       <w:br/>
       <w:br/>
     </w:r>

--- a/klagomål/A 4470-2026 FSC-klagomål.docx
+++ b/klagomål/A 4470-2026 FSC-klagomål.docx
@@ -944,7 +944,7 @@
     <w:r>
       <w:tab/>
       <w:tab/>
-      <w:t>2026-07-13</w:t>
+      <w:t>2026-07-14</w:t>
       <w:br/>
       <w:br/>
     </w:r>

--- a/klagomål/A 4470-2026 FSC-klagomål.docx
+++ b/klagomål/A 4470-2026 FSC-klagomål.docx
@@ -944,7 +944,7 @@
     <w:r>
       <w:tab/>
       <w:tab/>
-      <w:t>2026-07-14</w:t>
+      <w:t>2026-07-15</w:t>
       <w:br/>
       <w:br/>
     </w:r>

--- a/klagomål/A 4470-2026 FSC-klagomål.docx
+++ b/klagomål/A 4470-2026 FSC-klagomål.docx
@@ -944,7 +944,7 @@
     <w:r>
       <w:tab/>
       <w:tab/>
-      <w:t>2026-07-15</w:t>
+      <w:t>2026-07-16</w:t>
       <w:br/>
       <w:br/>
     </w:r>

--- a/klagomål/A 4470-2026 FSC-klagomål.docx
+++ b/klagomål/A 4470-2026 FSC-klagomål.docx
@@ -944,7 +944,7 @@
     <w:r>
       <w:tab/>
       <w:tab/>
-      <w:t>2026-07-16</w:t>
+      <w:t>2026-07-17</w:t>
       <w:br/>
       <w:br/>
     </w:r>

--- a/klagomål/A 4470-2026 FSC-klagomål.docx
+++ b/klagomål/A 4470-2026 FSC-klagomål.docx
@@ -944,7 +944,7 @@
     <w:r>
       <w:tab/>
       <w:tab/>
-      <w:t>2026-07-17</w:t>
+      <w:t>2026-07-18</w:t>
       <w:br/>
       <w:br/>
     </w:r>

--- a/klagomål/A 4470-2026 FSC-klagomål.docx
+++ b/klagomål/A 4470-2026 FSC-klagomål.docx
@@ -944,7 +944,7 @@
     <w:r>
       <w:tab/>
       <w:tab/>
-      <w:t>2026-07-18</w:t>
+      <w:t>2026-07-19</w:t>
       <w:br/>
       <w:br/>
     </w:r>

--- a/klagomål/A 4470-2026 FSC-klagomål.docx
+++ b/klagomål/A 4470-2026 FSC-klagomål.docx
@@ -944,7 +944,7 @@
     <w:r>
       <w:tab/>
       <w:tab/>
-      <w:t>2026-07-19</w:t>
+      <w:t>2026-07-20</w:t>
       <w:br/>
       <w:br/>
     </w:r>

--- a/klagomål/A 4470-2026 FSC-klagomål.docx
+++ b/klagomål/A 4470-2026 FSC-klagomål.docx
@@ -944,7 +944,7 @@
     <w:r>
       <w:tab/>
       <w:tab/>
-      <w:t>2026-07-20</w:t>
+      <w:t>2026-07-21</w:t>
       <w:br/>
       <w:br/>
     </w:r>

--- a/klagomål/A 4470-2026 FSC-klagomål.docx
+++ b/klagomål/A 4470-2026 FSC-klagomål.docx
@@ -944,7 +944,7 @@
     <w:r>
       <w:tab/>
       <w:tab/>
-      <w:t>2026-07-21</w:t>
+      <w:t>2026-07-22</w:t>
       <w:br/>
       <w:br/>
     </w:r>

--- a/klagomål/A 4470-2026 FSC-klagomål.docx
+++ b/klagomål/A 4470-2026 FSC-klagomål.docx
@@ -944,7 +944,7 @@
     <w:r>
       <w:tab/>
       <w:tab/>
-      <w:t>2026-07-22</w:t>
+      <w:t>2026-07-23</w:t>
       <w:br/>
       <w:br/>
     </w:r>

--- a/klagomål/A 4470-2026 FSC-klagomål.docx
+++ b/klagomål/A 4470-2026 FSC-klagomål.docx
@@ -944,7 +944,7 @@
     <w:r>
       <w:tab/>
       <w:tab/>
-      <w:t>2026-07-23</w:t>
+      <w:t>2026-07-24</w:t>
       <w:br/>
       <w:br/>
     </w:r>

--- a/klagomål/A 4470-2026 FSC-klagomål.docx
+++ b/klagomål/A 4470-2026 FSC-klagomål.docx
@@ -944,7 +944,7 @@
     <w:r>
       <w:tab/>
       <w:tab/>
-      <w:t>2026-07-24</w:t>
+      <w:t>2026-07-25</w:t>
       <w:br/>
       <w:br/>
     </w:r>

--- a/klagomål/A 4470-2026 FSC-klagomål.docx
+++ b/klagomål/A 4470-2026 FSC-klagomål.docx
@@ -944,7 +944,7 @@
     <w:r>
       <w:tab/>
       <w:tab/>
-      <w:t>2026-07-25</w:t>
+      <w:t>2026-07-26</w:t>
       <w:br/>
       <w:br/>
     </w:r>

--- a/klagomål/A 4470-2026 FSC-klagomål.docx
+++ b/klagomål/A 4470-2026 FSC-klagomål.docx
@@ -944,7 +944,7 @@
     <w:r>
       <w:tab/>
       <w:tab/>
-      <w:t>2026-07-26</w:t>
+      <w:t>2026-07-27</w:t>
       <w:br/>
       <w:br/>
     </w:r>

--- a/klagomål/A 4470-2026 FSC-klagomål.docx
+++ b/klagomål/A 4470-2026 FSC-klagomål.docx
@@ -944,7 +944,7 @@
     <w:r>
       <w:tab/>
       <w:tab/>
-      <w:t>2026-07-27</w:t>
+      <w:t>2026-07-28</w:t>
       <w:br/>
       <w:br/>
     </w:r>

--- a/klagomål/A 4470-2026 FSC-klagomål.docx
+++ b/klagomål/A 4470-2026 FSC-klagomål.docx
@@ -944,7 +944,7 @@
     <w:r>
       <w:tab/>
       <w:tab/>
-      <w:t>2026-07-28</w:t>
+      <w:t>2026-07-29</w:t>
       <w:br/>
       <w:br/>
     </w:r>

--- a/klagomål/A 4470-2026 FSC-klagomål.docx
+++ b/klagomål/A 4470-2026 FSC-klagomål.docx
@@ -944,7 +944,7 @@
     <w:r>
       <w:tab/>
       <w:tab/>
-      <w:t>2026-07-29</w:t>
+      <w:t>2026-07-30</w:t>
       <w:br/>
       <w:br/>
     </w:r>

--- a/klagomål/A 4470-2026 FSC-klagomål.docx
+++ b/klagomål/A 4470-2026 FSC-klagomål.docx
@@ -944,7 +944,7 @@
     <w:r>
       <w:tab/>
       <w:tab/>
-      <w:t>2026-07-30</w:t>
+      <w:t>2026-07-31</w:t>
       <w:br/>
       <w:br/>
     </w:r>

--- a/klagomål/A 4470-2026 FSC-klagomål.docx
+++ b/klagomål/A 4470-2026 FSC-klagomål.docx
@@ -944,7 +944,7 @@
     <w:r>
       <w:tab/>
       <w:tab/>
-      <w:t>2026-07-31</w:t>
+      <w:t>2026-08-01</w:t>
       <w:br/>
       <w:br/>
     </w:r>

--- a/klagomål/A 4470-2026 FSC-klagomål.docx
+++ b/klagomål/A 4470-2026 FSC-klagomål.docx
@@ -944,7 +944,7 @@
     <w:r>
       <w:tab/>
       <w:tab/>
-      <w:t>2026-08-01</w:t>
+      <w:t>2026-08-02</w:t>
       <w:br/>
       <w:br/>
     </w:r>

--- a/klagomål/A 4470-2026 FSC-klagomål.docx
+++ b/klagomål/A 4470-2026 FSC-klagomål.docx
@@ -944,7 +944,7 @@
     <w:r>
       <w:tab/>
       <w:tab/>
-      <w:t>2026-08-02</w:t>
+      <w:t>2026-08-03</w:t>
       <w:br/>
       <w:br/>
     </w:r>

--- a/klagomål/A 4470-2026 FSC-klagomål.docx
+++ b/klagomål/A 4470-2026 FSC-klagomål.docx
@@ -944,7 +944,7 @@
     <w:r>
       <w:tab/>
       <w:tab/>
-      <w:t>2026-08-03</w:t>
+      <w:t>2026-08-05</w:t>
       <w:br/>
       <w:br/>
     </w:r>

--- a/klagomål/A 4470-2026 FSC-klagomål.docx
+++ b/klagomål/A 4470-2026 FSC-klagomål.docx
@@ -944,7 +944,7 @@
     <w:r>
       <w:tab/>
       <w:tab/>
-      <w:t>2026-08-05</w:t>
+      <w:t>2026-08-07</w:t>
       <w:br/>
       <w:br/>
     </w:r>

--- a/klagomål/A 4470-2026 FSC-klagomål.docx
+++ b/klagomål/A 4470-2026 FSC-klagomål.docx
@@ -944,7 +944,7 @@
     <w:r>
       <w:tab/>
       <w:tab/>
-      <w:t>2026-08-07</w:t>
+      <w:t>2026-08-08</w:t>
       <w:br/>
       <w:br/>
     </w:r>

--- a/klagomål/A 4470-2026 FSC-klagomål.docx
+++ b/klagomål/A 4470-2026 FSC-klagomål.docx
@@ -216,7 +216,7 @@
         <w:spacing w:after="240"/>
       </w:pPr>
       <w:r>
-        <w:t>Figur 1. Fyndplatser för naturvårdsarter i avverkningsanmälan. Markörer utan svart kant är placerade på fyndplatsen. Markörer med svart kant är placerade vid sidan av fyndplatsen har ett svart streck som visar fyndplatsens exakta position. Kartans mittpunktskoordinat är N 7254910, E 761453 i SWEREF 99 TM.</w:t>
+        <w:t>Figur 1. Fyndplatser för naturvårdsarter i avverkningsanmälan. Markörer utan svart kant är placerade på fyndplatsen. Markörer med svart kant är placerade vid sidan av fyndplatsen och har ett svart streck som visar fyndplatsens exakta position. Kartans mittpunktskoordinat är N 7254910, E 761453 i SWEREF 99 TM.</w:t>
       </w:r>
     </w:p>
     <w:p>
@@ -944,7 +944,7 @@
     <w:r>
       <w:tab/>
       <w:tab/>
-      <w:t>2026-08-14</w:t>
+      <w:t>2026-08-15</w:t>
       <w:br/>
       <w:br/>
     </w:r>

--- a/klagomål/A 4470-2026 FSC-klagomål.docx
+++ b/klagomål/A 4470-2026 FSC-klagomål.docx
@@ -944,7 +944,7 @@
     <w:r>
       <w:tab/>
       <w:tab/>
-      <w:t>2026-08-15</w:t>
+      <w:t>2026-08-16</w:t>
       <w:br/>
       <w:br/>
     </w:r>

--- a/klagomål/A 4470-2026 FSC-klagomål.docx
+++ b/klagomål/A 4470-2026 FSC-klagomål.docx
@@ -944,7 +944,7 @@
     <w:r>
       <w:tab/>
       <w:tab/>
-      <w:t>2026-08-16</w:t>
+      <w:t>2026-08-17</w:t>
       <w:br/>
       <w:br/>
     </w:r>

--- a/klagomål/A 4470-2026 FSC-klagomål.docx
+++ b/klagomål/A 4470-2026 FSC-klagomål.docx
@@ -944,7 +944,7 @@
     <w:r>
       <w:tab/>
       <w:tab/>
-      <w:t>2026-08-17</w:t>
+      <w:t>2026-08-18</w:t>
       <w:br/>
       <w:br/>
     </w:r>

--- a/klagomål/A 4470-2026 FSC-klagomål.docx
+++ b/klagomål/A 4470-2026 FSC-klagomål.docx
@@ -944,7 +944,7 @@
     <w:r>
       <w:tab/>
       <w:tab/>
-      <w:t>2026-08-18</w:t>
+      <w:t>2026-08-19</w:t>
       <w:br/>
       <w:br/>
     </w:r>

--- a/klagomål/A 4470-2026 FSC-klagomål.docx
+++ b/klagomål/A 4470-2026 FSC-klagomål.docx
@@ -944,7 +944,7 @@
     <w:r>
       <w:tab/>
       <w:tab/>
-      <w:t>2026-08-19</w:t>
+      <w:t>2026-08-20</w:t>
       <w:br/>
       <w:br/>
     </w:r>

--- a/klagomål/A 4470-2026 FSC-klagomål.docx
+++ b/klagomål/A 4470-2026 FSC-klagomål.docx
@@ -944,7 +944,7 @@
     <w:r>
       <w:tab/>
       <w:tab/>
-      <w:t>2026-08-20</w:t>
+      <w:t>2026-08-21</w:t>
       <w:br/>
       <w:br/>
     </w:r>

--- a/klagomål/A 4470-2026 FSC-klagomål.docx
+++ b/klagomål/A 4470-2026 FSC-klagomål.docx
@@ -944,7 +944,7 @@
     <w:r>
       <w:tab/>
       <w:tab/>
-      <w:t>2026-08-21</w:t>
+      <w:t>2026-08-22</w:t>
       <w:br/>
       <w:br/>
     </w:r>

--- a/klagomål/A 4470-2026 FSC-klagomål.docx
+++ b/klagomål/A 4470-2026 FSC-klagomål.docx
@@ -944,7 +944,7 @@
     <w:r>
       <w:tab/>
       <w:tab/>
-      <w:t>2026-08-22</w:t>
+      <w:t>2026-08-23</w:t>
       <w:br/>
       <w:br/>
     </w:r>

--- a/klagomål/A 4470-2026 FSC-klagomål.docx
+++ b/klagomål/A 4470-2026 FSC-klagomål.docx
@@ -944,7 +944,7 @@
     <w:r>
       <w:tab/>
       <w:tab/>
-      <w:t>2026-08-23</w:t>
+      <w:t>2026-08-24</w:t>
       <w:br/>
       <w:br/>
     </w:r>

--- a/klagomål/A 4470-2026 FSC-klagomål.docx
+++ b/klagomål/A 4470-2026 FSC-klagomål.docx
@@ -944,7 +944,7 @@
     <w:r>
       <w:tab/>
       <w:tab/>
-      <w:t>2026-08-24</w:t>
+      <w:t>2026-08-25</w:t>
       <w:br/>
       <w:br/>
     </w:r>

--- a/klagomål/A 4470-2026 FSC-klagomål.docx
+++ b/klagomål/A 4470-2026 FSC-klagomål.docx
@@ -944,7 +944,7 @@
     <w:r>
       <w:tab/>
       <w:tab/>
-      <w:t>2026-08-25</w:t>
+      <w:t>2026-08-26</w:t>
       <w:br/>
       <w:br/>
     </w:r>

--- a/klagomål/A 4470-2026 FSC-klagomål.docx
+++ b/klagomål/A 4470-2026 FSC-klagomål.docx
@@ -944,7 +944,7 @@
     <w:r>
       <w:tab/>
       <w:tab/>
-      <w:t>2026-08-26</w:t>
+      <w:t>2026-08-27</w:t>
       <w:br/>
       <w:br/>
     </w:r>

--- a/klagomål/A 4470-2026 FSC-klagomål.docx
+++ b/klagomål/A 4470-2026 FSC-klagomål.docx
@@ -944,7 +944,7 @@
     <w:r>
       <w:tab/>
       <w:tab/>
-      <w:t>2026-08-27</w:t>
+      <w:t>2026-08-28</w:t>
       <w:br/>
       <w:br/>
     </w:r>

--- a/klagomål/A 4470-2026 FSC-klagomål.docx
+++ b/klagomål/A 4470-2026 FSC-klagomål.docx
@@ -944,7 +944,7 @@
     <w:r>
       <w:tab/>
       <w:tab/>
-      <w:t>2026-08-28</w:t>
+      <w:t>2026-08-29</w:t>
       <w:br/>
       <w:br/>
     </w:r>

--- a/klagomål/A 4470-2026 FSC-klagomål.docx
+++ b/klagomål/A 4470-2026 FSC-klagomål.docx
@@ -944,7 +944,7 @@
     <w:r>
       <w:tab/>
       <w:tab/>
-      <w:t>2026-08-29</w:t>
+      <w:t>2026-08-31</w:t>
       <w:br/>
       <w:br/>
     </w:r>

--- a/klagomål/A 4470-2026 FSC-klagomål.docx
+++ b/klagomål/A 4470-2026 FSC-klagomål.docx
@@ -944,7 +944,7 @@
     <w:r>
       <w:tab/>
       <w:tab/>
-      <w:t>2026-08-31</w:t>
+      <w:t>2026-09-01</w:t>
       <w:br/>
       <w:br/>
     </w:r>

--- a/klagomål/A 4470-2026 FSC-klagomål.docx
+++ b/klagomål/A 4470-2026 FSC-klagomål.docx
@@ -944,7 +944,7 @@
     <w:r>
       <w:tab/>
       <w:tab/>
-      <w:t>2026-09-01</w:t>
+      <w:t>2026-09-02</w:t>
       <w:br/>
       <w:br/>
     </w:r>

--- a/klagomål/A 4470-2026 FSC-klagomål.docx
+++ b/klagomål/A 4470-2026 FSC-klagomål.docx
@@ -944,7 +944,7 @@
     <w:r>
       <w:tab/>
       <w:tab/>
-      <w:t>2026-09-02</w:t>
+      <w:t>2026-09-03</w:t>
       <w:br/>
       <w:br/>
     </w:r>

--- a/klagomål/A 4470-2026 FSC-klagomål.docx
+++ b/klagomål/A 4470-2026 FSC-klagomål.docx
@@ -944,7 +944,7 @@
     <w:r>
       <w:tab/>
       <w:tab/>
-      <w:t>2026-09-03</w:t>
+      <w:t>2026-09-04</w:t>
       <w:br/>
       <w:br/>
     </w:r>

--- a/klagomål/A 4470-2026 FSC-klagomål.docx
+++ b/klagomål/A 4470-2026 FSC-klagomål.docx
@@ -944,7 +944,7 @@
     <w:r>
       <w:tab/>
       <w:tab/>
-      <w:t>2026-09-04</w:t>
+      <w:t>2026-09-05</w:t>
       <w:br/>
       <w:br/>
     </w:r>

--- a/klagomål/A 4470-2026 FSC-klagomål.docx
+++ b/klagomål/A 4470-2026 FSC-klagomål.docx
@@ -944,7 +944,7 @@
     <w:r>
       <w:tab/>
       <w:tab/>
-      <w:t>2026-09-05</w:t>
+      <w:t>2026-09-06</w:t>
       <w:br/>
       <w:br/>
     </w:r>

--- a/klagomål/A 4470-2026 FSC-klagomål.docx
+++ b/klagomål/A 4470-2026 FSC-klagomål.docx
@@ -944,7 +944,7 @@
     <w:r>
       <w:tab/>
       <w:tab/>
-      <w:t>2026-09-06</w:t>
+      <w:t>2026-09-07</w:t>
       <w:br/>
       <w:br/>
     </w:r>

--- a/klagomål/A 4470-2026 FSC-klagomål.docx
+++ b/klagomål/A 4470-2026 FSC-klagomål.docx
@@ -944,7 +944,7 @@
     <w:r>
       <w:tab/>
       <w:tab/>
-      <w:t>2026-09-07</w:t>
+      <w:t>2026-09-08</w:t>
       <w:br/>
       <w:br/>
     </w:r>

--- a/klagomål/A 4470-2026 FSC-klagomål.docx
+++ b/klagomål/A 4470-2026 FSC-klagomål.docx
@@ -944,7 +944,7 @@
     <w:r>
       <w:tab/>
       <w:tab/>
-      <w:t>2026-09-08</w:t>
+      <w:t>2026-09-09</w:t>
       <w:br/>
       <w:br/>
     </w:r>

--- a/klagomål/A 4470-2026 FSC-klagomål.docx
+++ b/klagomål/A 4470-2026 FSC-klagomål.docx
@@ -944,7 +944,7 @@
     <w:r>
       <w:tab/>
       <w:tab/>
-      <w:t>2026-09-09</w:t>
+      <w:t>2026-09-10</w:t>
       <w:br/>
       <w:br/>
     </w:r>

--- a/klagomål/A 4470-2026 FSC-klagomål.docx
+++ b/klagomål/A 4470-2026 FSC-klagomål.docx
@@ -944,7 +944,7 @@
     <w:r>
       <w:tab/>
       <w:tab/>
-      <w:t>2026-09-10</w:t>
+      <w:t>2026-09-11</w:t>
       <w:br/>
       <w:br/>
     </w:r>

--- a/klagomål/A 4470-2026 FSC-klagomål.docx
+++ b/klagomål/A 4470-2026 FSC-klagomål.docx
@@ -944,7 +944,7 @@
     <w:r>
       <w:tab/>
       <w:tab/>
-      <w:t>2026-09-11</w:t>
+      <w:t>2026-09-12</w:t>
       <w:br/>
       <w:br/>
     </w:r>

--- a/klagomål/A 4470-2026 FSC-klagomål.docx
+++ b/klagomål/A 4470-2026 FSC-klagomål.docx
@@ -944,7 +944,7 @@
     <w:r>
       <w:tab/>
       <w:tab/>
-      <w:t>2026-09-12</w:t>
+      <w:t>2026-09-13</w:t>
       <w:br/>
       <w:br/>
     </w:r>
